--- a/src/test_files/tablepassage.docx
+++ b/src/test_files/tablepassage.docx
@@ -615,38 +615,27 @@
               <w:rPr>
                 <w:rtl w:val="0"/>
               </w:rPr>
-              <w:t xml:space="preserve">0-004</w:t>
-            </w:r>
-          </w:p>
-        </w:tc>
-      </w:tr>
-      <w:tr>
-        <w:trPr>
-          <w:cantSplit w:val="0"/>
-          <w:tblHeader w:val="0"/>
-        </w:trPr>
-        <w:tc>
-          <w:tcPr>
-            <w:shd w:fill="auto" w:val="clear"/>
-            <w:tcMar>
-              <w:top w:w="100.0" w:type="dxa"/>
-              <w:left w:w="100.0" w:type="dxa"/>
-              <w:bottom w:w="100.0" w:type="dxa"/>
-              <w:right w:w="100.0" w:type="dxa"/>
-            </w:tcMar>
-            <w:vAlign w:val="top"/>
-          </w:tcPr>
-          <w:p>
-            <w:pPr>
-              <w:rPr/>
-            </w:pPr>
-            <w:r>
-              <w:rPr>
-                <w:rtl w:val="0"/>
-              </w:rPr>
-              <w:t xml:space="preserve">The only thing you dare move is your eyes, which dart back and forth with fear-sharpened vigor. Nothing in the forest stirs besides the rhythmic caress of flower and sedge against one another, soft as wind.</w:t>
-            </w:r>
-          </w:p>
+              <w:t xml:space="preserve">0-003-aNever</w:t>
+            </w:r>
+          </w:p>
+        </w:tc>
+      </w:tr>
+      <w:tr>
+        <w:trPr>
+          <w:cantSplit w:val="0"/>
+          <w:tblHeader w:val="0"/>
+        </w:trPr>
+        <w:tc>
+          <w:tcPr>
+            <w:shd w:fill="auto" w:val="clear"/>
+            <w:tcMar>
+              <w:top w:w="100.0" w:type="dxa"/>
+              <w:left w:w="100.0" w:type="dxa"/>
+              <w:bottom w:w="100.0" w:type="dxa"/>
+              <w:right w:w="100.0" w:type="dxa"/>
+            </w:tcMar>
+            <w:vAlign w:val="top"/>
+          </w:tcPr>
           <w:p>
             <w:pPr>
               <w:widowControl w:val="0"/>
@@ -657,11 +646,53 @@
               <w:rPr>
                 <w:rtl w:val="0"/>
               </w:rPr>
+              <w:t xml:space="preserve">I cannot exist…</w:t>
+            </w:r>
+          </w:p>
+        </w:tc>
+      </w:tr>
+      <w:tr>
+        <w:trPr>
+          <w:cantSplit w:val="0"/>
+          <w:tblHeader w:val="0"/>
+        </w:trPr>
+        <w:tc>
+          <w:tcPr>
+            <w:shd w:fill="auto" w:val="clear"/>
+            <w:tcMar>
+              <w:top w:w="100.0" w:type="dxa"/>
+              <w:left w:w="100.0" w:type="dxa"/>
+              <w:bottom w:w="100.0" w:type="dxa"/>
+              <w:right w:w="100.0" w:type="dxa"/>
+            </w:tcMar>
+            <w:vAlign w:val="top"/>
+          </w:tcPr>
+          <w:p>
+            <w:pPr>
+              <w:widowControl w:val="0"/>
+              <w:spacing w:line="240" w:lineRule="auto"/>
+              <w:rPr/>
+            </w:pPr>
+            <w:r>
+              <w:rPr>
+                <w:rtl w:val="0"/>
+              </w:rPr>
+              <w:t xml:space="preserve">….I shouldn’t be here….</w:t>
             </w:r>
           </w:p>
         </w:tc>
       </w:tr>
     </w:tbl>
+    <w:p>
+      <w:pPr>
+        <w:rPr/>
+      </w:pPr>
+      <w:r>
+        <w:rPr>
+          <w:rtl w:val="0"/>
+        </w:rPr>
+      </w:r>
+    </w:p>
     <w:p>
       <w:pPr>
         <w:rPr/>
@@ -714,62 +745,46 @@
           </w:tcPr>
           <w:p>
             <w:pPr>
-              <w:rPr/>
-            </w:pPr>
-            <w:r>
-              <w:rPr>
-                <w:rtl w:val="0"/>
-              </w:rPr>
-              <w:t xml:space="preserve">0-004-a1</w:t>
-            </w:r>
-          </w:p>
-        </w:tc>
-      </w:tr>
-      <w:tr>
-        <w:trPr>
-          <w:cantSplit w:val="0"/>
-          <w:tblHeader w:val="0"/>
-        </w:trPr>
-        <w:tc>
-          <w:tcPr>
-            <w:shd w:fill="auto" w:val="clear"/>
-            <w:tcMar>
-              <w:top w:w="100.0" w:type="dxa"/>
-              <w:left w:w="100.0" w:type="dxa"/>
-              <w:bottom w:w="100.0" w:type="dxa"/>
-              <w:right w:w="100.0" w:type="dxa"/>
-            </w:tcMar>
-            <w:vAlign w:val="top"/>
-          </w:tcPr>
-          <w:p>
-            <w:pPr>
-              <w:rPr/>
-            </w:pPr>
-            <w:r>
-              <w:rPr>
-                <w:rtl w:val="0"/>
-              </w:rPr>
-              <w:t xml:space="preserve">Continue writing…</w:t>
-            </w:r>
-          </w:p>
-        </w:tc>
-      </w:tr>
-      <w:tr>
-        <w:trPr>
-          <w:cantSplit w:val="0"/>
-          <w:tblHeader w:val="0"/>
-        </w:trPr>
-        <w:tc>
-          <w:tcPr>
-            <w:shd w:fill="auto" w:val="clear"/>
-            <w:tcMar>
-              <w:top w:w="100.0" w:type="dxa"/>
-              <w:left w:w="100.0" w:type="dxa"/>
-              <w:bottom w:w="100.0" w:type="dxa"/>
-              <w:right w:w="100.0" w:type="dxa"/>
-            </w:tcMar>
-            <w:vAlign w:val="top"/>
-          </w:tcPr>
+              <w:widowControl w:val="0"/>
+              <w:spacing w:line="240" w:lineRule="auto"/>
+              <w:rPr/>
+            </w:pPr>
+            <w:r>
+              <w:rPr>
+                <w:rtl w:val="0"/>
+              </w:rPr>
+              <w:t xml:space="preserve">0-004</w:t>
+            </w:r>
+          </w:p>
+        </w:tc>
+      </w:tr>
+      <w:tr>
+        <w:trPr>
+          <w:cantSplit w:val="0"/>
+          <w:tblHeader w:val="0"/>
+        </w:trPr>
+        <w:tc>
+          <w:tcPr>
+            <w:shd w:fill="auto" w:val="clear"/>
+            <w:tcMar>
+              <w:top w:w="100.0" w:type="dxa"/>
+              <w:left w:w="100.0" w:type="dxa"/>
+              <w:bottom w:w="100.0" w:type="dxa"/>
+              <w:right w:w="100.0" w:type="dxa"/>
+            </w:tcMar>
+            <w:vAlign w:val="top"/>
+          </w:tcPr>
+          <w:p>
+            <w:pPr>
+              <w:rPr/>
+            </w:pPr>
+            <w:r>
+              <w:rPr>
+                <w:rtl w:val="0"/>
+              </w:rPr>
+              <w:t xml:space="preserve">The only thing you dare move is your eyes, which dart back and forth with fear-sharpened vigor. Nothing in the forest stirs besides the rhythmic caress of flower and sedge against one another, soft as wind.</w:t>
+            </w:r>
+          </w:p>
           <w:p>
             <w:pPr>
               <w:widowControl w:val="0"/>
@@ -837,6 +852,64 @@
           </w:tcPr>
           <w:p>
             <w:pPr>
+              <w:rPr/>
+            </w:pPr>
+            <w:r>
+              <w:rPr>
+                <w:rtl w:val="0"/>
+              </w:rPr>
+              <w:t xml:space="preserve">0-004-a1</w:t>
+            </w:r>
+          </w:p>
+        </w:tc>
+      </w:tr>
+      <w:tr>
+        <w:trPr>
+          <w:cantSplit w:val="0"/>
+          <w:tblHeader w:val="0"/>
+        </w:trPr>
+        <w:tc>
+          <w:tcPr>
+            <w:shd w:fill="auto" w:val="clear"/>
+            <w:tcMar>
+              <w:top w:w="100.0" w:type="dxa"/>
+              <w:left w:w="100.0" w:type="dxa"/>
+              <w:bottom w:w="100.0" w:type="dxa"/>
+              <w:right w:w="100.0" w:type="dxa"/>
+            </w:tcMar>
+            <w:vAlign w:val="top"/>
+          </w:tcPr>
+          <w:p>
+            <w:pPr>
+              <w:rPr/>
+            </w:pPr>
+            <w:r>
+              <w:rPr>
+                <w:rtl w:val="0"/>
+              </w:rPr>
+              <w:t xml:space="preserve">Continue writing…</w:t>
+            </w:r>
+          </w:p>
+        </w:tc>
+      </w:tr>
+      <w:tr>
+        <w:trPr>
+          <w:cantSplit w:val="0"/>
+          <w:tblHeader w:val="0"/>
+        </w:trPr>
+        <w:tc>
+          <w:tcPr>
+            <w:shd w:fill="auto" w:val="clear"/>
+            <w:tcMar>
+              <w:top w:w="100.0" w:type="dxa"/>
+              <w:left w:w="100.0" w:type="dxa"/>
+              <w:bottom w:w="100.0" w:type="dxa"/>
+              <w:right w:w="100.0" w:type="dxa"/>
+            </w:tcMar>
+            <w:vAlign w:val="top"/>
+          </w:tcPr>
+          <w:p>
+            <w:pPr>
               <w:widowControl w:val="0"/>
               <w:spacing w:line="240" w:lineRule="auto"/>
               <w:rPr/>
@@ -845,49 +918,6 @@
               <w:rPr>
                 <w:rtl w:val="0"/>
               </w:rPr>
-              <w:t xml:space="preserve">0-005</w:t>
-            </w:r>
-          </w:p>
-        </w:tc>
-      </w:tr>
-      <w:tr>
-        <w:trPr>
-          <w:cantSplit w:val="0"/>
-          <w:tblHeader w:val="0"/>
-        </w:trPr>
-        <w:tc>
-          <w:tcPr>
-            <w:shd w:fill="auto" w:val="clear"/>
-            <w:tcMar>
-              <w:top w:w="100.0" w:type="dxa"/>
-              <w:left w:w="100.0" w:type="dxa"/>
-              <w:bottom w:w="100.0" w:type="dxa"/>
-              <w:right w:w="100.0" w:type="dxa"/>
-            </w:tcMar>
-            <w:vAlign w:val="top"/>
-          </w:tcPr>
-          <w:p>
-            <w:pPr>
-              <w:rPr/>
-            </w:pPr>
-            <w:r>
-              <w:rPr>
-                <w:rtl w:val="0"/>
-              </w:rPr>
-              <w:t xml:space="preserve">You resume, but you can still feel your blood rushing in your ears. </w:t>
-            </w:r>
-          </w:p>
-          <w:p>
-            <w:pPr>
-              <w:widowControl w:val="0"/>
-              <w:spacing w:line="240" w:lineRule="auto"/>
-              <w:rPr/>
-            </w:pPr>
-            <w:r>
-              <w:rPr>
-                <w:rtl w:val="0"/>
-              </w:rPr>
-              <w:t xml:space="preserve">&gt;&gt; should be an AUTO here, configured in the JSON, not here</w:t>
             </w:r>
           </w:p>
         </w:tc>
@@ -953,36 +983,49 @@
               <w:rPr>
                 <w:rtl w:val="0"/>
               </w:rPr>
-              <w:t xml:space="preserve">0-006</w:t>
-            </w:r>
-          </w:p>
-        </w:tc>
-      </w:tr>
-      <w:tr>
-        <w:trPr>
-          <w:cantSplit w:val="0"/>
-          <w:tblHeader w:val="0"/>
-        </w:trPr>
-        <w:tc>
-          <w:tcPr>
-            <w:shd w:fill="auto" w:val="clear"/>
-            <w:tcMar>
-              <w:top w:w="100.0" w:type="dxa"/>
-              <w:left w:w="100.0" w:type="dxa"/>
-              <w:bottom w:w="100.0" w:type="dxa"/>
-              <w:right w:w="100.0" w:type="dxa"/>
-            </w:tcMar>
-            <w:vAlign w:val="top"/>
-          </w:tcPr>
-          <w:p>
-            <w:pPr>
-              <w:rPr/>
-            </w:pPr>
-            <w:r>
-              <w:rPr>
-                <w:rtl w:val="0"/>
-              </w:rPr>
-              <w:t xml:space="preserve">A twig cracks. You stand, field guide and pencil tumbling to the ground. Alert, you check for movement between the camouflage of copsewood.</w:t>
+              <w:t xml:space="preserve">0-005</w:t>
+            </w:r>
+          </w:p>
+        </w:tc>
+      </w:tr>
+      <w:tr>
+        <w:trPr>
+          <w:cantSplit w:val="0"/>
+          <w:tblHeader w:val="0"/>
+        </w:trPr>
+        <w:tc>
+          <w:tcPr>
+            <w:shd w:fill="auto" w:val="clear"/>
+            <w:tcMar>
+              <w:top w:w="100.0" w:type="dxa"/>
+              <w:left w:w="100.0" w:type="dxa"/>
+              <w:bottom w:w="100.0" w:type="dxa"/>
+              <w:right w:w="100.0" w:type="dxa"/>
+            </w:tcMar>
+            <w:vAlign w:val="top"/>
+          </w:tcPr>
+          <w:p>
+            <w:pPr>
+              <w:rPr/>
+            </w:pPr>
+            <w:r>
+              <w:rPr>
+                <w:rtl w:val="0"/>
+              </w:rPr>
+              <w:t xml:space="preserve">You resume, but you can still feel your blood rushing in your ears. </w:t>
+            </w:r>
+          </w:p>
+          <w:p>
+            <w:pPr>
+              <w:widowControl w:val="0"/>
+              <w:spacing w:line="240" w:lineRule="auto"/>
+              <w:rPr/>
+            </w:pPr>
+            <w:r>
+              <w:rPr>
+                <w:rtl w:val="0"/>
+              </w:rPr>
+              <w:t xml:space="preserve">&gt;&gt; should be an AUTO here, configured in the JSON, not here</w:t>
             </w:r>
           </w:p>
         </w:tc>
@@ -1048,74 +1091,36 @@
               <w:rPr>
                 <w:rtl w:val="0"/>
               </w:rPr>
-              <w:t xml:space="preserve">0-006-a1</w:t>
-            </w:r>
-          </w:p>
-        </w:tc>
-      </w:tr>
-      <w:tr>
-        <w:trPr>
-          <w:cantSplit w:val="0"/>
-          <w:tblHeader w:val="0"/>
-        </w:trPr>
-        <w:tc>
-          <w:tcPr>
-            <w:shd w:fill="auto" w:val="clear"/>
-            <w:tcMar>
-              <w:top w:w="100.0" w:type="dxa"/>
-              <w:left w:w="100.0" w:type="dxa"/>
-              <w:bottom w:w="100.0" w:type="dxa"/>
-              <w:right w:w="100.0" w:type="dxa"/>
-            </w:tcMar>
-            <w:vAlign w:val="top"/>
-          </w:tcPr>
-          <w:p>
-            <w:pPr>
-              <w:rPr/>
-            </w:pPr>
-            <w:r>
-              <w:rPr>
-                <w:rFonts w:ascii="Arimo" w:cs="Arimo" w:eastAsia="Arimo" w:hAnsi="Arimo"/>
-                <w:rtl w:val="0"/>
-              </w:rPr>
-              <w:t xml:space="preserve">Bend down and reach for your fallen possessions.</w:t>
-            </w:r>
-            <w:r>
-              <w:rPr>
-                <w:rtl w:val="0"/>
-              </w:rPr>
-            </w:r>
-          </w:p>
-        </w:tc>
-      </w:tr>
-      <w:tr>
-        <w:trPr>
-          <w:cantSplit w:val="0"/>
-          <w:tblHeader w:val="0"/>
-        </w:trPr>
-        <w:tc>
-          <w:tcPr>
-            <w:shd w:fill="auto" w:val="clear"/>
-            <w:tcMar>
-              <w:top w:w="100.0" w:type="dxa"/>
-              <w:left w:w="100.0" w:type="dxa"/>
-              <w:bottom w:w="100.0" w:type="dxa"/>
-              <w:right w:w="100.0" w:type="dxa"/>
-            </w:tcMar>
-            <w:vAlign w:val="top"/>
-          </w:tcPr>
-          <w:p>
-            <w:pPr>
-              <w:rPr>
-                <w:rFonts w:ascii="Arimo" w:cs="Arimo" w:eastAsia="Arimo" w:hAnsi="Arimo"/>
-              </w:rPr>
-            </w:pPr>
-            <w:r>
-              <w:rPr>
-                <w:rFonts w:ascii="Arimo" w:cs="Arimo" w:eastAsia="Arimo" w:hAnsi="Arimo"/>
-                <w:rtl w:val="0"/>
-              </w:rPr>
-              <w:t xml:space="preserve">You bend down and reach for your fallen possessions.</w:t>
+              <w:t xml:space="preserve">0-006</w:t>
+            </w:r>
+          </w:p>
+        </w:tc>
+      </w:tr>
+      <w:tr>
+        <w:trPr>
+          <w:cantSplit w:val="0"/>
+          <w:tblHeader w:val="0"/>
+        </w:trPr>
+        <w:tc>
+          <w:tcPr>
+            <w:shd w:fill="auto" w:val="clear"/>
+            <w:tcMar>
+              <w:top w:w="100.0" w:type="dxa"/>
+              <w:left w:w="100.0" w:type="dxa"/>
+              <w:bottom w:w="100.0" w:type="dxa"/>
+              <w:right w:w="100.0" w:type="dxa"/>
+            </w:tcMar>
+            <w:vAlign w:val="top"/>
+          </w:tcPr>
+          <w:p>
+            <w:pPr>
+              <w:rPr/>
+            </w:pPr>
+            <w:r>
+              <w:rPr>
+                <w:rtl w:val="0"/>
+              </w:rPr>
+              <w:t xml:space="preserve">A twig cracks. You stand, field guide and pencil tumbling to the ground. Alert, you check for movement between the camouflage of copsewood.</w:t>
             </w:r>
           </w:p>
         </w:tc>
@@ -1173,89 +1178,82 @@
           </w:tcPr>
           <w:p>
             <w:pPr>
-              <w:keepNext w:val="0"/>
-              <w:keepLines w:val="0"/>
-              <w:pageBreakBefore w:val="0"/>
               <w:widowControl w:val="0"/>
-              <w:pBdr>
-                <w:top w:space="0" w:sz="0" w:val="nil"/>
-                <w:left w:space="0" w:sz="0" w:val="nil"/>
-                <w:bottom w:space="0" w:sz="0" w:val="nil"/>
-                <w:right w:space="0" w:sz="0" w:val="nil"/>
-                <w:between w:space="0" w:sz="0" w:val="nil"/>
-              </w:pBdr>
-              <w:shd w:fill="auto" w:val="clear"/>
-              <w:spacing w:after="0" w:before="0" w:line="240" w:lineRule="auto"/>
-              <w:ind w:left="0" w:right="0" w:firstLine="0"/>
-              <w:jc w:val="left"/>
-              <w:rPr/>
-            </w:pPr>
-            <w:r>
-              <w:rPr>
-                <w:rtl w:val="0"/>
-              </w:rPr>
-              <w:t xml:space="preserve">0-007</w:t>
-            </w:r>
-          </w:p>
-        </w:tc>
-      </w:tr>
-      <w:tr>
-        <w:trPr>
-          <w:cantSplit w:val="0"/>
-          <w:tblHeader w:val="0"/>
-        </w:trPr>
-        <w:tc>
-          <w:tcPr>
-            <w:shd w:fill="auto" w:val="clear"/>
-            <w:tcMar>
-              <w:top w:w="100.0" w:type="dxa"/>
-              <w:left w:w="100.0" w:type="dxa"/>
-              <w:bottom w:w="100.0" w:type="dxa"/>
-              <w:right w:w="100.0" w:type="dxa"/>
-            </w:tcMar>
-            <w:vAlign w:val="top"/>
-          </w:tcPr>
-          <w:p>
-            <w:pPr>
-              <w:rPr/>
-            </w:pPr>
-            <w:r>
-              <w:rPr>
-                <w:rtl w:val="0"/>
-              </w:rPr>
-              <w:t xml:space="preserve">You slip the field guide back in your bag, but the pencil must have rolled somewhere nearby, so you run your hand along the ground without drawing your vision away. </w:t>
-            </w:r>
-          </w:p>
-          <w:p>
-            <w:pPr>
-              <w:rPr/>
-            </w:pPr>
-            <w:r>
-              <w:rPr>
-                <w:rtl w:val="0"/>
-              </w:rPr>
-            </w:r>
-          </w:p>
-          <w:p>
-            <w:pPr>
-              <w:rPr/>
-            </w:pPr>
-            <w:r>
-              <w:rPr>
-                <w:rtl w:val="0"/>
-              </w:rPr>
-              <w:t xml:space="preserve">Your hand touches something furry, like overgrown moss. You gasp, look at your hand, and spot a dark limb slinking away. In its wake, your pencil rolls across the dirt. You snatch it, then backtrack on your hands and feet until you hit the log.</w:t>
-            </w:r>
-          </w:p>
-          <w:p>
-            <w:pPr>
-              <w:rPr/>
-            </w:pPr>
-            <w:r>
-              <w:rPr>
-                <w:rtl w:val="0"/>
-              </w:rPr>
-              <w:t xml:space="preserve">&gt;&gt; NEEDS AN AUTO</w:t>
+              <w:spacing w:line="240" w:lineRule="auto"/>
+              <w:rPr/>
+            </w:pPr>
+            <w:r>
+              <w:rPr>
+                <w:rtl w:val="0"/>
+              </w:rPr>
+              <w:t xml:space="preserve">0-006-a1</w:t>
+            </w:r>
+          </w:p>
+        </w:tc>
+      </w:tr>
+      <w:tr>
+        <w:trPr>
+          <w:cantSplit w:val="0"/>
+          <w:tblHeader w:val="0"/>
+        </w:trPr>
+        <w:tc>
+          <w:tcPr>
+            <w:shd w:fill="auto" w:val="clear"/>
+            <w:tcMar>
+              <w:top w:w="100.0" w:type="dxa"/>
+              <w:left w:w="100.0" w:type="dxa"/>
+              <w:bottom w:w="100.0" w:type="dxa"/>
+              <w:right w:w="100.0" w:type="dxa"/>
+            </w:tcMar>
+            <w:vAlign w:val="top"/>
+          </w:tcPr>
+          <w:p>
+            <w:pPr>
+              <w:rPr/>
+            </w:pPr>
+            <w:r>
+              <w:rPr>
+                <w:rFonts w:ascii="Arimo" w:cs="Arimo" w:eastAsia="Arimo" w:hAnsi="Arimo"/>
+                <w:rtl w:val="0"/>
+              </w:rPr>
+              <w:t xml:space="preserve">Bend down and reach for your fallen possessions.</w:t>
+            </w:r>
+            <w:r>
+              <w:rPr>
+                <w:rtl w:val="0"/>
+              </w:rPr>
+            </w:r>
+          </w:p>
+        </w:tc>
+      </w:tr>
+      <w:tr>
+        <w:trPr>
+          <w:cantSplit w:val="0"/>
+          <w:tblHeader w:val="0"/>
+        </w:trPr>
+        <w:tc>
+          <w:tcPr>
+            <w:shd w:fill="auto" w:val="clear"/>
+            <w:tcMar>
+              <w:top w:w="100.0" w:type="dxa"/>
+              <w:left w:w="100.0" w:type="dxa"/>
+              <w:bottom w:w="100.0" w:type="dxa"/>
+              <w:right w:w="100.0" w:type="dxa"/>
+            </w:tcMar>
+            <w:vAlign w:val="top"/>
+          </w:tcPr>
+          <w:p>
+            <w:pPr>
+              <w:rPr>
+                <w:rFonts w:ascii="Arimo" w:cs="Arimo" w:eastAsia="Arimo" w:hAnsi="Arimo"/>
+              </w:rPr>
+            </w:pPr>
+            <w:r>
+              <w:rPr>
+                <w:rFonts w:ascii="Arimo" w:cs="Arimo" w:eastAsia="Arimo" w:hAnsi="Arimo"/>
+                <w:rtl w:val="0"/>
+              </w:rPr>
+              <w:t xml:space="preserve">You bend down and reach for your fallen possessions.</w:t>
             </w:r>
           </w:p>
         </w:tc>
@@ -1313,97 +1311,89 @@
           </w:tcPr>
           <w:p>
             <w:pPr>
+              <w:keepNext w:val="0"/>
+              <w:keepLines w:val="0"/>
+              <w:pageBreakBefore w:val="0"/>
               <w:widowControl w:val="0"/>
-              <w:spacing w:line="240" w:lineRule="auto"/>
-              <w:rPr/>
-            </w:pPr>
-            <w:r>
-              <w:rPr>
-                <w:rtl w:val="0"/>
-              </w:rPr>
-              <w:t xml:space="preserve">0-008</w:t>
-            </w:r>
-          </w:p>
-        </w:tc>
-      </w:tr>
-      <w:tr>
-        <w:trPr>
-          <w:cantSplit w:val="0"/>
-          <w:tblHeader w:val="0"/>
-        </w:trPr>
-        <w:tc>
-          <w:tcPr>
-            <w:shd w:fill="auto" w:val="clear"/>
-            <w:tcMar>
-              <w:top w:w="100.0" w:type="dxa"/>
-              <w:left w:w="100.0" w:type="dxa"/>
-              <w:bottom w:w="100.0" w:type="dxa"/>
-              <w:right w:w="100.0" w:type="dxa"/>
-            </w:tcMar>
-            <w:vAlign w:val="top"/>
-          </w:tcPr>
-          <w:p>
-            <w:pPr>
-              <w:rPr/>
-            </w:pPr>
-            <w:r>
-              <w:rPr>
-                <w:rtl w:val="0"/>
-              </w:rPr>
-              <w:t xml:space="preserve">Adrenaline sinks into your muscles. In your periphery, a dark figure creeps behind the trees. But by the time you look over, something scuttles behind you. </w:t>
-            </w:r>
-          </w:p>
-          <w:p>
-            <w:pPr>
-              <w:rPr/>
-            </w:pPr>
-            <w:r>
-              <w:rPr>
-                <w:rtl w:val="0"/>
-              </w:rPr>
-            </w:r>
-          </w:p>
-          <w:p>
-            <w:pPr>
-              <w:rPr/>
-            </w:pPr>
-            <w:r>
-              <w:rPr>
-                <w:rtl w:val="0"/>
-              </w:rPr>
-              <w:t xml:space="preserve">You’ve caught the trail end of this creature’s movement a couple of times now. You can tell it’s half as tall as the trees, yet you haven’t been able to see its entirety. </w:t>
-            </w:r>
-          </w:p>
-          <w:p>
-            <w:pPr>
-              <w:rPr/>
-            </w:pPr>
-            <w:r>
-              <w:rPr>
-                <w:rtl w:val="0"/>
-              </w:rPr>
-            </w:r>
-          </w:p>
-          <w:p>
-            <w:pPr>
-              <w:rPr/>
-            </w:pPr>
-            <w:r>
-              <w:rPr>
-                <w:rtl w:val="0"/>
-              </w:rPr>
-              <w:t xml:space="preserve">The encroaching night, the sinister shapes forming in the tree bark, the hunting creature—everything stifles you. </w:t>
-            </w:r>
-          </w:p>
-          <w:p>
-            <w:pPr>
-              <w:rPr/>
-            </w:pPr>
-            <w:r>
-              <w:rPr>
-                <w:rtl w:val="0"/>
-              </w:rPr>
-              <w:t xml:space="preserve">The pencil, still clutched in your fist, twists with sweat</w:t>
+              <w:pBdr>
+                <w:top w:space="0" w:sz="0" w:val="nil"/>
+                <w:left w:space="0" w:sz="0" w:val="nil"/>
+                <w:bottom w:space="0" w:sz="0" w:val="nil"/>
+                <w:right w:space="0" w:sz="0" w:val="nil"/>
+                <w:between w:space="0" w:sz="0" w:val="nil"/>
+              </w:pBdr>
+              <w:shd w:fill="auto" w:val="clear"/>
+              <w:spacing w:after="0" w:before="0" w:line="240" w:lineRule="auto"/>
+              <w:ind w:left="0" w:right="0" w:firstLine="0"/>
+              <w:jc w:val="left"/>
+              <w:rPr/>
+            </w:pPr>
+            <w:r>
+              <w:rPr>
+                <w:rtl w:val="0"/>
+              </w:rPr>
+              <w:t xml:space="preserve">0-007</w:t>
+            </w:r>
+          </w:p>
+        </w:tc>
+      </w:tr>
+      <w:tr>
+        <w:trPr>
+          <w:cantSplit w:val="0"/>
+          <w:tblHeader w:val="0"/>
+        </w:trPr>
+        <w:tc>
+          <w:tcPr>
+            <w:shd w:fill="auto" w:val="clear"/>
+            <w:tcMar>
+              <w:top w:w="100.0" w:type="dxa"/>
+              <w:left w:w="100.0" w:type="dxa"/>
+              <w:bottom w:w="100.0" w:type="dxa"/>
+              <w:right w:w="100.0" w:type="dxa"/>
+            </w:tcMar>
+            <w:vAlign w:val="top"/>
+          </w:tcPr>
+          <w:p>
+            <w:pPr>
+              <w:rPr/>
+            </w:pPr>
+            <w:r>
+              <w:rPr>
+                <w:rtl w:val="0"/>
+              </w:rPr>
+              <w:t xml:space="preserve">You slip the field guide back in your bag, but the pencil must have rolled somewhere nearby, so you run your hand along the ground without drawing your vision away. </w:t>
+            </w:r>
+          </w:p>
+          <w:p>
+            <w:pPr>
+              <w:rPr/>
+            </w:pPr>
+            <w:r>
+              <w:rPr>
+                <w:rtl w:val="0"/>
+              </w:rPr>
+            </w:r>
+          </w:p>
+          <w:p>
+            <w:pPr>
+              <w:rPr/>
+            </w:pPr>
+            <w:r>
+              <w:rPr>
+                <w:rtl w:val="0"/>
+              </w:rPr>
+              <w:t xml:space="preserve">Your hand touches something furry, like overgrown moss. You gasp, look at your hand, and spot a dark limb slinking away. In its wake, your pencil rolls across the dirt. You snatch it, then backtrack on your hands and feet until you hit the log.</w:t>
+            </w:r>
+          </w:p>
+          <w:p>
+            <w:pPr>
+              <w:rPr/>
+            </w:pPr>
+            <w:r>
+              <w:rPr>
+                <w:rtl w:val="0"/>
+              </w:rPr>
+              <w:t xml:space="preserve">&gt;&gt; NEEDS AN AUTO</w:t>
             </w:r>
           </w:p>
         </w:tc>
@@ -1469,67 +1459,89 @@
               <w:rPr>
                 <w:rtl w:val="0"/>
               </w:rPr>
-              <w:t xml:space="preserve">0-008-a1</w:t>
-            </w:r>
-          </w:p>
-        </w:tc>
-      </w:tr>
-      <w:tr>
-        <w:trPr>
-          <w:cantSplit w:val="0"/>
-          <w:tblHeader w:val="0"/>
-        </w:trPr>
-        <w:tc>
-          <w:tcPr>
-            <w:shd w:fill="auto" w:val="clear"/>
-            <w:tcMar>
-              <w:top w:w="100.0" w:type="dxa"/>
-              <w:left w:w="100.0" w:type="dxa"/>
-              <w:bottom w:w="100.0" w:type="dxa"/>
-              <w:right w:w="100.0" w:type="dxa"/>
-            </w:tcMar>
-            <w:vAlign w:val="top"/>
-          </w:tcPr>
-          <w:p>
-            <w:pPr>
-              <w:rPr/>
-            </w:pPr>
-            <w:r>
-              <w:rPr>
-                <w:rtl w:val="0"/>
-              </w:rPr>
-              <w:t xml:space="preserve">Escape the area.</w:t>
-            </w:r>
-          </w:p>
-        </w:tc>
-      </w:tr>
-      <w:tr>
-        <w:trPr>
-          <w:cantSplit w:val="0"/>
-          <w:tblHeader w:val="0"/>
-        </w:trPr>
-        <w:tc>
-          <w:tcPr>
-            <w:shd w:fill="auto" w:val="clear"/>
-            <w:tcMar>
-              <w:top w:w="100.0" w:type="dxa"/>
-              <w:left w:w="100.0" w:type="dxa"/>
-              <w:bottom w:w="100.0" w:type="dxa"/>
-              <w:right w:w="100.0" w:type="dxa"/>
-            </w:tcMar>
-            <w:vAlign w:val="top"/>
-          </w:tcPr>
-          <w:p>
-            <w:pPr>
-              <w:widowControl w:val="0"/>
-              <w:spacing w:line="240" w:lineRule="auto"/>
-              <w:rPr/>
-            </w:pPr>
-            <w:r>
-              <w:rPr>
-                <w:rtl w:val="0"/>
-              </w:rPr>
-              <w:t xml:space="preserve">Flavor escape</w:t>
+              <w:t xml:space="preserve">0-008</w:t>
+            </w:r>
+          </w:p>
+        </w:tc>
+      </w:tr>
+      <w:tr>
+        <w:trPr>
+          <w:cantSplit w:val="0"/>
+          <w:tblHeader w:val="0"/>
+        </w:trPr>
+        <w:tc>
+          <w:tcPr>
+            <w:shd w:fill="auto" w:val="clear"/>
+            <w:tcMar>
+              <w:top w:w="100.0" w:type="dxa"/>
+              <w:left w:w="100.0" w:type="dxa"/>
+              <w:bottom w:w="100.0" w:type="dxa"/>
+              <w:right w:w="100.0" w:type="dxa"/>
+            </w:tcMar>
+            <w:vAlign w:val="top"/>
+          </w:tcPr>
+          <w:p>
+            <w:pPr>
+              <w:rPr/>
+            </w:pPr>
+            <w:r>
+              <w:rPr>
+                <w:rtl w:val="0"/>
+              </w:rPr>
+              <w:t xml:space="preserve">Adrenaline sinks into your muscles. In your periphery, a dark figure creeps behind the trees. But by the time you look over, something scuttles behind you. </w:t>
+            </w:r>
+          </w:p>
+          <w:p>
+            <w:pPr>
+              <w:rPr/>
+            </w:pPr>
+            <w:r>
+              <w:rPr>
+                <w:rtl w:val="0"/>
+              </w:rPr>
+            </w:r>
+          </w:p>
+          <w:p>
+            <w:pPr>
+              <w:rPr/>
+            </w:pPr>
+            <w:r>
+              <w:rPr>
+                <w:rtl w:val="0"/>
+              </w:rPr>
+              <w:t xml:space="preserve">You’ve caught the trail end of this creature’s movement a couple of times now. You can tell it’s half as tall as the trees, yet you haven’t been able to see its entirety. </w:t>
+            </w:r>
+          </w:p>
+          <w:p>
+            <w:pPr>
+              <w:rPr/>
+            </w:pPr>
+            <w:r>
+              <w:rPr>
+                <w:rtl w:val="0"/>
+              </w:rPr>
+            </w:r>
+          </w:p>
+          <w:p>
+            <w:pPr>
+              <w:rPr/>
+            </w:pPr>
+            <w:r>
+              <w:rPr>
+                <w:rtl w:val="0"/>
+              </w:rPr>
+              <w:t xml:space="preserve">The encroaching night, the sinister shapes forming in the tree bark, the hunting creature—everything stifles you. </w:t>
+            </w:r>
+          </w:p>
+          <w:p>
+            <w:pPr>
+              <w:rPr/>
+            </w:pPr>
+            <w:r>
+              <w:rPr>
+                <w:rtl w:val="0"/>
+              </w:rPr>
+              <w:t xml:space="preserve">The pencil, still clutched in your fist, twists with sweat</w:t>
             </w:r>
           </w:p>
         </w:tc>
@@ -1595,36 +1607,36 @@
               <w:rPr>
                 <w:rtl w:val="0"/>
               </w:rPr>
-              <w:t xml:space="preserve">0-008-a2</w:t>
-            </w:r>
-          </w:p>
-        </w:tc>
-      </w:tr>
-      <w:tr>
-        <w:trPr>
-          <w:cantSplit w:val="0"/>
-          <w:tblHeader w:val="0"/>
-        </w:trPr>
-        <w:tc>
-          <w:tcPr>
-            <w:shd w:fill="auto" w:val="clear"/>
-            <w:tcMar>
-              <w:top w:w="100.0" w:type="dxa"/>
-              <w:left w:w="100.0" w:type="dxa"/>
-              <w:bottom w:w="100.0" w:type="dxa"/>
-              <w:right w:w="100.0" w:type="dxa"/>
-            </w:tcMar>
-            <w:vAlign w:val="top"/>
-          </w:tcPr>
-          <w:p>
-            <w:pPr>
-              <w:rPr/>
-            </w:pPr>
-            <w:r>
-              <w:rPr>
-                <w:rtl w:val="0"/>
-              </w:rPr>
-              <w:t xml:space="preserve">Keep going.</w:t>
+              <w:t xml:space="preserve">0-008-a1</w:t>
+            </w:r>
+          </w:p>
+        </w:tc>
+      </w:tr>
+      <w:tr>
+        <w:trPr>
+          <w:cantSplit w:val="0"/>
+          <w:tblHeader w:val="0"/>
+        </w:trPr>
+        <w:tc>
+          <w:tcPr>
+            <w:shd w:fill="auto" w:val="clear"/>
+            <w:tcMar>
+              <w:top w:w="100.0" w:type="dxa"/>
+              <w:left w:w="100.0" w:type="dxa"/>
+              <w:bottom w:w="100.0" w:type="dxa"/>
+              <w:right w:w="100.0" w:type="dxa"/>
+            </w:tcMar>
+            <w:vAlign w:val="top"/>
+          </w:tcPr>
+          <w:p>
+            <w:pPr>
+              <w:rPr/>
+            </w:pPr>
+            <w:r>
+              <w:rPr>
+                <w:rtl w:val="0"/>
+              </w:rPr>
+              <w:t xml:space="preserve">Escape the area.</w:t>
             </w:r>
           </w:p>
         </w:tc>
@@ -1655,7 +1667,7 @@
               <w:rPr>
                 <w:rtl w:val="0"/>
               </w:rPr>
-              <w:t xml:space="preserve">Flavor keep going</w:t>
+              <w:t xml:space="preserve">Flavor escape</w:t>
             </w:r>
           </w:p>
         </w:tc>
@@ -1721,36 +1733,36 @@
               <w:rPr>
                 <w:rtl w:val="0"/>
               </w:rPr>
-              <w:t xml:space="preserve">0-008-a3</w:t>
-            </w:r>
-          </w:p>
-        </w:tc>
-      </w:tr>
-      <w:tr>
-        <w:trPr>
-          <w:cantSplit w:val="0"/>
-          <w:tblHeader w:val="0"/>
-        </w:trPr>
-        <w:tc>
-          <w:tcPr>
-            <w:shd w:fill="auto" w:val="clear"/>
-            <w:tcMar>
-              <w:top w:w="100.0" w:type="dxa"/>
-              <w:left w:w="100.0" w:type="dxa"/>
-              <w:bottom w:w="100.0" w:type="dxa"/>
-              <w:right w:w="100.0" w:type="dxa"/>
-            </w:tcMar>
-            <w:vAlign w:val="top"/>
-          </w:tcPr>
-          <w:p>
-            <w:pPr>
-              <w:rPr/>
-            </w:pPr>
-            <w:r>
-              <w:rPr>
-                <w:rtl w:val="0"/>
-              </w:rPr>
-              <w:t xml:space="preserve">Provoke the creature.</w:t>
+              <w:t xml:space="preserve">0-008-a2</w:t>
+            </w:r>
+          </w:p>
+        </w:tc>
+      </w:tr>
+      <w:tr>
+        <w:trPr>
+          <w:cantSplit w:val="0"/>
+          <w:tblHeader w:val="0"/>
+        </w:trPr>
+        <w:tc>
+          <w:tcPr>
+            <w:shd w:fill="auto" w:val="clear"/>
+            <w:tcMar>
+              <w:top w:w="100.0" w:type="dxa"/>
+              <w:left w:w="100.0" w:type="dxa"/>
+              <w:bottom w:w="100.0" w:type="dxa"/>
+              <w:right w:w="100.0" w:type="dxa"/>
+            </w:tcMar>
+            <w:vAlign w:val="top"/>
+          </w:tcPr>
+          <w:p>
+            <w:pPr>
+              <w:rPr/>
+            </w:pPr>
+            <w:r>
+              <w:rPr>
+                <w:rtl w:val="0"/>
+              </w:rPr>
+              <w:t xml:space="preserve">Keep going.</w:t>
             </w:r>
           </w:p>
         </w:tc>
@@ -1781,7 +1793,7 @@
               <w:rPr>
                 <w:rtl w:val="0"/>
               </w:rPr>
-              <w:t xml:space="preserve">Flavor provocation</w:t>
+              <w:t xml:space="preserve">Flavor keep going</w:t>
             </w:r>
           </w:p>
         </w:tc>
@@ -1847,71 +1859,67 @@
               <w:rPr>
                 <w:rtl w:val="0"/>
               </w:rPr>
-              <w:t xml:space="preserve">0-009</w:t>
-            </w:r>
-          </w:p>
-        </w:tc>
-      </w:tr>
-      <w:tr>
-        <w:trPr>
-          <w:cantSplit w:val="0"/>
-          <w:tblHeader w:val="0"/>
-        </w:trPr>
-        <w:tc>
-          <w:tcPr>
-            <w:shd w:fill="auto" w:val="clear"/>
-            <w:tcMar>
-              <w:top w:w="100.0" w:type="dxa"/>
-              <w:left w:w="100.0" w:type="dxa"/>
-              <w:bottom w:w="100.0" w:type="dxa"/>
-              <w:right w:w="100.0" w:type="dxa"/>
-            </w:tcMar>
-            <w:vAlign w:val="top"/>
-          </w:tcPr>
-          <w:p>
-            <w:pPr>
-              <w:rPr/>
-            </w:pPr>
-            <w:r>
-              <w:rPr>
-                <w:rtl w:val="0"/>
-              </w:rPr>
-              <w:t xml:space="preserve">You abandon all desire for observance. A voice inside your rattling heart begs you to </w:t>
-            </w:r>
-            <w:r>
-              <w:rPr>
-                <w:i w:val="1"/>
-                <w:iCs w:val="1"/>
-                <w:rtl w:val="0"/>
-              </w:rPr>
-              <w:t xml:space="preserve">live</w:t>
-            </w:r>
-            <w:r>
-              <w:rPr>
-                <w:rtl w:val="0"/>
-              </w:rPr>
-              <w:t xml:space="preserve">. The urge to scream scrambles up your throat, but you stifle it, knowing that your voice would likely just incite the creature closer.</w:t>
-            </w:r>
-          </w:p>
-          <w:p>
-            <w:pPr>
-              <w:rPr/>
-            </w:pPr>
-            <w:r>
-              <w:rPr>
-                <w:rtl w:val="0"/>
-              </w:rPr>
-            </w:r>
-          </w:p>
-          <w:p>
-            <w:pPr>
-              <w:rPr/>
-            </w:pPr>
-            <w:r>
-              <w:rPr>
-                <w:rtl w:val="0"/>
-              </w:rPr>
-              <w:t xml:space="preserve">With a white grip on your bag, you wait for an opportunity. Soon, the creature’s movements cease for a few seconds.</w:t>
+              <w:t xml:space="preserve">0-008-a3</w:t>
+            </w:r>
+          </w:p>
+        </w:tc>
+      </w:tr>
+      <w:tr>
+        <w:trPr>
+          <w:cantSplit w:val="0"/>
+          <w:tblHeader w:val="0"/>
+        </w:trPr>
+        <w:tc>
+          <w:tcPr>
+            <w:shd w:fill="auto" w:val="clear"/>
+            <w:tcMar>
+              <w:top w:w="100.0" w:type="dxa"/>
+              <w:left w:w="100.0" w:type="dxa"/>
+              <w:bottom w:w="100.0" w:type="dxa"/>
+              <w:right w:w="100.0" w:type="dxa"/>
+            </w:tcMar>
+            <w:vAlign w:val="top"/>
+          </w:tcPr>
+          <w:p>
+            <w:pPr>
+              <w:rPr/>
+            </w:pPr>
+            <w:r>
+              <w:rPr>
+                <w:rtl w:val="0"/>
+              </w:rPr>
+              <w:t xml:space="preserve">Provoke the creature.</w:t>
+            </w:r>
+          </w:p>
+        </w:tc>
+      </w:tr>
+      <w:tr>
+        <w:trPr>
+          <w:cantSplit w:val="0"/>
+          <w:tblHeader w:val="0"/>
+        </w:trPr>
+        <w:tc>
+          <w:tcPr>
+            <w:shd w:fill="auto" w:val="clear"/>
+            <w:tcMar>
+              <w:top w:w="100.0" w:type="dxa"/>
+              <w:left w:w="100.0" w:type="dxa"/>
+              <w:bottom w:w="100.0" w:type="dxa"/>
+              <w:right w:w="100.0" w:type="dxa"/>
+            </w:tcMar>
+            <w:vAlign w:val="top"/>
+          </w:tcPr>
+          <w:p>
+            <w:pPr>
+              <w:widowControl w:val="0"/>
+              <w:spacing w:line="240" w:lineRule="auto"/>
+              <w:rPr/>
+            </w:pPr>
+            <w:r>
+              <w:rPr>
+                <w:rtl w:val="0"/>
+              </w:rPr>
+              <w:t xml:space="preserve">Flavor provocation</w:t>
             </w:r>
           </w:p>
         </w:tc>
@@ -1969,50 +1977,6 @@
           </w:tcPr>
           <w:p>
             <w:pPr>
-              <w:keepNext w:val="0"/>
-              <w:keepLines w:val="0"/>
-              <w:pageBreakBefore w:val="0"/>
-              <w:widowControl w:val="0"/>
-              <w:pBdr>
-                <w:top w:space="0" w:sz="0" w:val="nil"/>
-                <w:left w:space="0" w:sz="0" w:val="nil"/>
-                <w:bottom w:space="0" w:sz="0" w:val="nil"/>
-                <w:right w:space="0" w:sz="0" w:val="nil"/>
-                <w:between w:space="0" w:sz="0" w:val="nil"/>
-              </w:pBdr>
-              <w:shd w:fill="auto" w:val="clear"/>
-              <w:spacing w:after="0" w:before="0" w:line="240" w:lineRule="auto"/>
-              <w:ind w:left="0" w:right="0" w:firstLine="0"/>
-              <w:jc w:val="left"/>
-              <w:rPr/>
-            </w:pPr>
-            <w:r>
-              <w:rPr>
-                <w:rtl w:val="0"/>
-              </w:rPr>
-              <w:t xml:space="preserve">0-009-a1</w:t>
-            </w:r>
-          </w:p>
-        </w:tc>
-      </w:tr>
-      <w:tr>
-        <w:trPr>
-          <w:cantSplit w:val="0"/>
-          <w:tblHeader w:val="0"/>
-        </w:trPr>
-        <w:tc>
-          <w:tcPr>
-            <w:shd w:fill="auto" w:val="clear"/>
-            <w:tcMar>
-              <w:top w:w="100.0" w:type="dxa"/>
-              <w:left w:w="100.0" w:type="dxa"/>
-              <w:bottom w:w="100.0" w:type="dxa"/>
-              <w:right w:w="100.0" w:type="dxa"/>
-            </w:tcMar>
-            <w:vAlign w:val="top"/>
-          </w:tcPr>
-          <w:p>
-            <w:pPr>
               <w:widowControl w:val="0"/>
               <w:spacing w:line="240" w:lineRule="auto"/>
               <w:rPr/>
@@ -2021,50 +1985,71 @@
               <w:rPr>
                 <w:rtl w:val="0"/>
               </w:rPr>
-              <w:t xml:space="preserve">Go!</w:t>
-            </w:r>
-          </w:p>
-        </w:tc>
-      </w:tr>
-      <w:tr>
-        <w:trPr>
-          <w:cantSplit w:val="0"/>
-          <w:tblHeader w:val="0"/>
-        </w:trPr>
-        <w:tc>
-          <w:tcPr>
-            <w:shd w:fill="auto" w:val="clear"/>
-            <w:tcMar>
-              <w:top w:w="100.0" w:type="dxa"/>
-              <w:left w:w="100.0" w:type="dxa"/>
-              <w:bottom w:w="100.0" w:type="dxa"/>
-              <w:right w:w="100.0" w:type="dxa"/>
-            </w:tcMar>
-            <w:vAlign w:val="top"/>
-          </w:tcPr>
-          <w:p>
-            <w:pPr>
-              <w:keepNext w:val="0"/>
-              <w:keepLines w:val="0"/>
-              <w:pageBreakBefore w:val="0"/>
-              <w:widowControl w:val="0"/>
-              <w:pBdr>
-                <w:top w:space="0" w:sz="0" w:val="nil"/>
-                <w:left w:space="0" w:sz="0" w:val="nil"/>
-                <w:bottom w:space="0" w:sz="0" w:val="nil"/>
-                <w:right w:space="0" w:sz="0" w:val="nil"/>
-                <w:between w:space="0" w:sz="0" w:val="nil"/>
-              </w:pBdr>
-              <w:shd w:fill="auto" w:val="clear"/>
-              <w:spacing w:after="0" w:before="0" w:line="240" w:lineRule="auto"/>
-              <w:ind w:left="0" w:right="0" w:firstLine="0"/>
-              <w:jc w:val="left"/>
-              <w:rPr/>
-            </w:pPr>
-            <w:r>
-              <w:rPr>
-                <w:rtl w:val="0"/>
-              </w:rPr>
+              <w:t xml:space="preserve">0-009</w:t>
+            </w:r>
+          </w:p>
+        </w:tc>
+      </w:tr>
+      <w:tr>
+        <w:trPr>
+          <w:cantSplit w:val="0"/>
+          <w:tblHeader w:val="0"/>
+        </w:trPr>
+        <w:tc>
+          <w:tcPr>
+            <w:shd w:fill="auto" w:val="clear"/>
+            <w:tcMar>
+              <w:top w:w="100.0" w:type="dxa"/>
+              <w:left w:w="100.0" w:type="dxa"/>
+              <w:bottom w:w="100.0" w:type="dxa"/>
+              <w:right w:w="100.0" w:type="dxa"/>
+            </w:tcMar>
+            <w:vAlign w:val="top"/>
+          </w:tcPr>
+          <w:p>
+            <w:pPr>
+              <w:rPr/>
+            </w:pPr>
+            <w:r>
+              <w:rPr>
+                <w:rtl w:val="0"/>
+              </w:rPr>
+              <w:t xml:space="preserve">You abandon all desire for observance. A voice inside your rattling heart begs you to </w:t>
+            </w:r>
+            <w:r>
+              <w:rPr>
+                <w:i w:val="1"/>
+                <w:iCs w:val="1"/>
+                <w:rtl w:val="0"/>
+              </w:rPr>
+              <w:t xml:space="preserve">live</w:t>
+            </w:r>
+            <w:r>
+              <w:rPr>
+                <w:rtl w:val="0"/>
+              </w:rPr>
+              <w:t xml:space="preserve">. The urge to scream scrambles up your throat, but you stifle it, knowing that your voice would likely just incite the creature closer.</w:t>
+            </w:r>
+          </w:p>
+          <w:p>
+            <w:pPr>
+              <w:rPr/>
+            </w:pPr>
+            <w:r>
+              <w:rPr>
+                <w:rtl w:val="0"/>
+              </w:rPr>
+            </w:r>
+          </w:p>
+          <w:p>
+            <w:pPr>
+              <w:rPr/>
+            </w:pPr>
+            <w:r>
+              <w:rPr>
+                <w:rtl w:val="0"/>
+              </w:rPr>
+              <w:t xml:space="preserve">With a white grip on your bag, you wait for an opportunity. Soon, the creature’s movements cease for a few seconds.</w:t>
             </w:r>
           </w:p>
         </w:tc>
@@ -2122,6 +2107,50 @@
           </w:tcPr>
           <w:p>
             <w:pPr>
+              <w:keepNext w:val="0"/>
+              <w:keepLines w:val="0"/>
+              <w:pageBreakBefore w:val="0"/>
+              <w:widowControl w:val="0"/>
+              <w:pBdr>
+                <w:top w:space="0" w:sz="0" w:val="nil"/>
+                <w:left w:space="0" w:sz="0" w:val="nil"/>
+                <w:bottom w:space="0" w:sz="0" w:val="nil"/>
+                <w:right w:space="0" w:sz="0" w:val="nil"/>
+                <w:between w:space="0" w:sz="0" w:val="nil"/>
+              </w:pBdr>
+              <w:shd w:fill="auto" w:val="clear"/>
+              <w:spacing w:after="0" w:before="0" w:line="240" w:lineRule="auto"/>
+              <w:ind w:left="0" w:right="0" w:firstLine="0"/>
+              <w:jc w:val="left"/>
+              <w:rPr/>
+            </w:pPr>
+            <w:r>
+              <w:rPr>
+                <w:rtl w:val="0"/>
+              </w:rPr>
+              <w:t xml:space="preserve">0-009-a1</w:t>
+            </w:r>
+          </w:p>
+        </w:tc>
+      </w:tr>
+      <w:tr>
+        <w:trPr>
+          <w:cantSplit w:val="0"/>
+          <w:tblHeader w:val="0"/>
+        </w:trPr>
+        <w:tc>
+          <w:tcPr>
+            <w:shd w:fill="auto" w:val="clear"/>
+            <w:tcMar>
+              <w:top w:w="100.0" w:type="dxa"/>
+              <w:left w:w="100.0" w:type="dxa"/>
+              <w:bottom w:w="100.0" w:type="dxa"/>
+              <w:right w:w="100.0" w:type="dxa"/>
+            </w:tcMar>
+            <w:vAlign w:val="top"/>
+          </w:tcPr>
+          <w:p>
+            <w:pPr>
               <w:widowControl w:val="0"/>
               <w:spacing w:line="240" w:lineRule="auto"/>
               <w:rPr/>
@@ -2130,57 +2159,50 @@
               <w:rPr>
                 <w:rtl w:val="0"/>
               </w:rPr>
-              <w:t xml:space="preserve">0-010</w:t>
-            </w:r>
-          </w:p>
-        </w:tc>
-      </w:tr>
-      <w:tr>
-        <w:trPr>
-          <w:cantSplit w:val="0"/>
-          <w:tblHeader w:val="0"/>
-        </w:trPr>
-        <w:tc>
-          <w:tcPr>
-            <w:shd w:fill="auto" w:val="clear"/>
-            <w:tcMar>
-              <w:top w:w="100.0" w:type="dxa"/>
-              <w:left w:w="100.0" w:type="dxa"/>
-              <w:bottom w:w="100.0" w:type="dxa"/>
-              <w:right w:w="100.0" w:type="dxa"/>
-            </w:tcMar>
-            <w:vAlign w:val="top"/>
-          </w:tcPr>
-          <w:p>
-            <w:pPr>
-              <w:rPr/>
-            </w:pPr>
-            <w:r>
-              <w:rPr>
-                <w:rtl w:val="0"/>
-              </w:rPr>
-              <w:t xml:space="preserve">You sprint in the opposite direction. A strange sound echoes in your ear: a shaking like a snake’s rattle. Daring a glance over your shoulder, you find only somber forest.</w:t>
-            </w:r>
-          </w:p>
-          <w:p>
-            <w:pPr>
-              <w:rPr/>
-            </w:pPr>
-            <w:r>
-              <w:rPr>
-                <w:rtl w:val="0"/>
-              </w:rPr>
-            </w:r>
-          </w:p>
-          <w:p>
-            <w:pPr>
-              <w:rPr/>
-            </w:pPr>
-            <w:r>
-              <w:rPr>
-                <w:rtl w:val="0"/>
-              </w:rPr>
-              <w:t xml:space="preserve">The cycle continues. Paranoid, you keep risking peeks behind, only for the creature to sneak beyond sight, and every time you turn forward, the noise chases your heels, inching closer.</w:t>
+              <w:t xml:space="preserve">Go!</w:t>
+            </w:r>
+          </w:p>
+        </w:tc>
+      </w:tr>
+      <w:tr>
+        <w:trPr>
+          <w:cantSplit w:val="0"/>
+          <w:tblHeader w:val="0"/>
+        </w:trPr>
+        <w:tc>
+          <w:tcPr>
+            <w:shd w:fill="auto" w:val="clear"/>
+            <w:tcMar>
+              <w:top w:w="100.0" w:type="dxa"/>
+              <w:left w:w="100.0" w:type="dxa"/>
+              <w:bottom w:w="100.0" w:type="dxa"/>
+              <w:right w:w="100.0" w:type="dxa"/>
+            </w:tcMar>
+            <w:vAlign w:val="top"/>
+          </w:tcPr>
+          <w:p>
+            <w:pPr>
+              <w:keepNext w:val="0"/>
+              <w:keepLines w:val="0"/>
+              <w:pageBreakBefore w:val="0"/>
+              <w:widowControl w:val="0"/>
+              <w:pBdr>
+                <w:top w:space="0" w:sz="0" w:val="nil"/>
+                <w:left w:space="0" w:sz="0" w:val="nil"/>
+                <w:bottom w:space="0" w:sz="0" w:val="nil"/>
+                <w:right w:space="0" w:sz="0" w:val="nil"/>
+                <w:between w:space="0" w:sz="0" w:val="nil"/>
+              </w:pBdr>
+              <w:shd w:fill="auto" w:val="clear"/>
+              <w:spacing w:after="0" w:before="0" w:line="240" w:lineRule="auto"/>
+              <w:ind w:left="0" w:right="0" w:firstLine="0"/>
+              <w:jc w:val="left"/>
+              <w:rPr/>
+            </w:pPr>
+            <w:r>
+              <w:rPr>
+                <w:rtl w:val="0"/>
+              </w:rPr>
             </w:r>
           </w:p>
         </w:tc>
@@ -2238,116 +2260,65 @@
           </w:tcPr>
           <w:p>
             <w:pPr>
-              <w:keepNext w:val="0"/>
-              <w:keepLines w:val="0"/>
-              <w:pageBreakBefore w:val="0"/>
               <w:widowControl w:val="0"/>
-              <w:pBdr>
-                <w:top w:space="0" w:sz="0" w:val="nil"/>
-                <w:left w:space="0" w:sz="0" w:val="nil"/>
-                <w:bottom w:space="0" w:sz="0" w:val="nil"/>
-                <w:right w:space="0" w:sz="0" w:val="nil"/>
-                <w:between w:space="0" w:sz="0" w:val="nil"/>
-              </w:pBdr>
-              <w:shd w:fill="auto" w:val="clear"/>
-              <w:spacing w:after="0" w:before="0" w:line="240" w:lineRule="auto"/>
-              <w:ind w:left="0" w:right="0" w:firstLine="0"/>
-              <w:jc w:val="left"/>
-              <w:rPr/>
-            </w:pPr>
-            <w:r>
-              <w:rPr>
-                <w:rtl w:val="0"/>
-              </w:rPr>
-              <w:t xml:space="preserve">0-010-a1</w:t>
-            </w:r>
-          </w:p>
-        </w:tc>
-      </w:tr>
-      <w:tr>
-        <w:trPr>
-          <w:cantSplit w:val="0"/>
-          <w:tblHeader w:val="0"/>
-        </w:trPr>
-        <w:tc>
-          <w:tcPr>
-            <w:shd w:fill="auto" w:val="clear"/>
-            <w:tcMar>
-              <w:top w:w="100.0" w:type="dxa"/>
-              <w:left w:w="100.0" w:type="dxa"/>
-              <w:bottom w:w="100.0" w:type="dxa"/>
-              <w:right w:w="100.0" w:type="dxa"/>
-            </w:tcMar>
-            <w:vAlign w:val="top"/>
-          </w:tcPr>
-          <w:p>
-            <w:pPr>
-              <w:keepNext w:val="0"/>
-              <w:keepLines w:val="0"/>
-              <w:pageBreakBefore w:val="0"/>
-              <w:widowControl w:val="0"/>
-              <w:pBdr>
-                <w:top w:space="0" w:sz="0" w:val="nil"/>
-                <w:left w:space="0" w:sz="0" w:val="nil"/>
-                <w:bottom w:space="0" w:sz="0" w:val="nil"/>
-                <w:right w:space="0" w:sz="0" w:val="nil"/>
-                <w:between w:space="0" w:sz="0" w:val="nil"/>
-              </w:pBdr>
-              <w:shd w:fill="auto" w:val="clear"/>
-              <w:spacing w:after="0" w:before="0" w:line="240" w:lineRule="auto"/>
-              <w:ind w:left="0" w:right="0" w:firstLine="0"/>
-              <w:jc w:val="left"/>
-              <w:rPr/>
-            </w:pPr>
-            <w:r>
-              <w:rPr>
-                <w:rtl w:val="0"/>
-              </w:rPr>
-              <w:t xml:space="preserve">Keep running.</w:t>
-            </w:r>
-          </w:p>
-        </w:tc>
-      </w:tr>
-      <w:tr>
-        <w:trPr>
-          <w:cantSplit w:val="0"/>
-          <w:tblHeader w:val="0"/>
-        </w:trPr>
-        <w:tc>
-          <w:tcPr>
-            <w:shd w:fill="auto" w:val="clear"/>
-            <w:tcMar>
-              <w:top w:w="100.0" w:type="dxa"/>
-              <w:left w:w="100.0" w:type="dxa"/>
-              <w:bottom w:w="100.0" w:type="dxa"/>
-              <w:right w:w="100.0" w:type="dxa"/>
-            </w:tcMar>
-            <w:vAlign w:val="top"/>
-          </w:tcPr>
-          <w:p>
-            <w:pPr>
-              <w:keepNext w:val="0"/>
-              <w:keepLines w:val="0"/>
-              <w:pageBreakBefore w:val="0"/>
-              <w:widowControl w:val="0"/>
-              <w:pBdr>
-                <w:top w:space="0" w:sz="0" w:val="nil"/>
-                <w:left w:space="0" w:sz="0" w:val="nil"/>
-                <w:bottom w:space="0" w:sz="0" w:val="nil"/>
-                <w:right w:space="0" w:sz="0" w:val="nil"/>
-                <w:between w:space="0" w:sz="0" w:val="nil"/>
-              </w:pBdr>
-              <w:shd w:fill="auto" w:val="clear"/>
-              <w:spacing w:after="0" w:before="0" w:line="240" w:lineRule="auto"/>
-              <w:ind w:left="0" w:right="0" w:firstLine="0"/>
-              <w:jc w:val="left"/>
-              <w:rPr/>
-            </w:pPr>
-            <w:r>
-              <w:rPr>
-                <w:rtl w:val="0"/>
-              </w:rPr>
-              <w:t xml:space="preserve">You keep running.</w:t>
+              <w:spacing w:line="240" w:lineRule="auto"/>
+              <w:rPr/>
+            </w:pPr>
+            <w:r>
+              <w:rPr>
+                <w:rtl w:val="0"/>
+              </w:rPr>
+              <w:t xml:space="preserve">0-010</w:t>
+            </w:r>
+          </w:p>
+        </w:tc>
+      </w:tr>
+      <w:tr>
+        <w:trPr>
+          <w:cantSplit w:val="0"/>
+          <w:tblHeader w:val="0"/>
+        </w:trPr>
+        <w:tc>
+          <w:tcPr>
+            <w:shd w:fill="auto" w:val="clear"/>
+            <w:tcMar>
+              <w:top w:w="100.0" w:type="dxa"/>
+              <w:left w:w="100.0" w:type="dxa"/>
+              <w:bottom w:w="100.0" w:type="dxa"/>
+              <w:right w:w="100.0" w:type="dxa"/>
+            </w:tcMar>
+            <w:vAlign w:val="top"/>
+          </w:tcPr>
+          <w:p>
+            <w:pPr>
+              <w:rPr/>
+            </w:pPr>
+            <w:r>
+              <w:rPr>
+                <w:rtl w:val="0"/>
+              </w:rPr>
+              <w:t xml:space="preserve">You sprint in the opposite direction. A strange sound echoes in your ear: a shaking like a snake’s rattle. Daring a glance over your shoulder, you find only somber forest.</w:t>
+            </w:r>
+          </w:p>
+          <w:p>
+            <w:pPr>
+              <w:rPr/>
+            </w:pPr>
+            <w:r>
+              <w:rPr>
+                <w:rtl w:val="0"/>
+              </w:rPr>
+            </w:r>
+          </w:p>
+          <w:p>
+            <w:pPr>
+              <w:rPr/>
+            </w:pPr>
+            <w:r>
+              <w:rPr>
+                <w:rtl w:val="0"/>
+              </w:rPr>
+              <w:t xml:space="preserve">The cycle continues. Paranoid, you keep risking peeks behind, only for the creature to sneak beyond sight, and every time you turn forward, the noise chases your heels, inching closer.</w:t>
             </w:r>
           </w:p>
         </w:tc>
@@ -2405,70 +2376,116 @@
           </w:tcPr>
           <w:p>
             <w:pPr>
+              <w:keepNext w:val="0"/>
+              <w:keepLines w:val="0"/>
+              <w:pageBreakBefore w:val="0"/>
               <w:widowControl w:val="0"/>
-              <w:spacing w:line="240" w:lineRule="auto"/>
-              <w:rPr/>
-            </w:pPr>
-            <w:r>
-              <w:rPr>
-                <w:rtl w:val="0"/>
-              </w:rPr>
-              <w:t xml:space="preserve">0-011</w:t>
-            </w:r>
-          </w:p>
-        </w:tc>
-      </w:tr>
-      <w:tr>
-        <w:trPr>
-          <w:cantSplit w:val="0"/>
-          <w:tblHeader w:val="0"/>
-        </w:trPr>
-        <w:tc>
-          <w:tcPr>
-            <w:shd w:fill="auto" w:val="clear"/>
-            <w:tcMar>
-              <w:top w:w="100.0" w:type="dxa"/>
-              <w:left w:w="100.0" w:type="dxa"/>
-              <w:bottom w:w="100.0" w:type="dxa"/>
-              <w:right w:w="100.0" w:type="dxa"/>
-            </w:tcMar>
-            <w:vAlign w:val="top"/>
-          </w:tcPr>
-          <w:p>
-            <w:pPr>
-              <w:rPr/>
-            </w:pPr>
-            <w:r>
-              <w:rPr>
-                <w:rtl w:val="0"/>
-              </w:rPr>
-              <w:t xml:space="preserve">The tall grasses subside and make way for patches of </w:t>
-            </w:r>
-            <w:r>
-              <w:rPr>
-                <w:color w:val="783f04"/>
-                <w:rtl w:val="0"/>
-              </w:rPr>
-              <w:t xml:space="preserve">bare dirt</w:t>
-            </w:r>
-            <w:r>
-              <w:rPr>
-                <w:rtl w:val="0"/>
-              </w:rPr>
-              <w:t xml:space="preserve">. As you breach the boundary, you see an array of drag marks, overlaid on top of each other in a palimpsest, packed with trodden flora. </w:t>
-            </w:r>
-            <w:r>
-              <w:rPr>
-                <w:color w:val="660000"/>
-                <w:rtl w:val="0"/>
-              </w:rPr>
-              <w:t xml:space="preserve">Old blood</w:t>
-            </w:r>
-            <w:r>
-              <w:rPr>
-                <w:rtl w:val="0"/>
-              </w:rPr>
-              <w:t xml:space="preserve"> mixes with wet soil in a muddy path.</w:t>
+              <w:pBdr>
+                <w:top w:space="0" w:sz="0" w:val="nil"/>
+                <w:left w:space="0" w:sz="0" w:val="nil"/>
+                <w:bottom w:space="0" w:sz="0" w:val="nil"/>
+                <w:right w:space="0" w:sz="0" w:val="nil"/>
+                <w:between w:space="0" w:sz="0" w:val="nil"/>
+              </w:pBdr>
+              <w:shd w:fill="auto" w:val="clear"/>
+              <w:spacing w:after="0" w:before="0" w:line="240" w:lineRule="auto"/>
+              <w:ind w:left="0" w:right="0" w:firstLine="0"/>
+              <w:jc w:val="left"/>
+              <w:rPr/>
+            </w:pPr>
+            <w:r>
+              <w:rPr>
+                <w:rtl w:val="0"/>
+              </w:rPr>
+              <w:t xml:space="preserve">0-010-a1</w:t>
+            </w:r>
+          </w:p>
+        </w:tc>
+      </w:tr>
+      <w:tr>
+        <w:trPr>
+          <w:cantSplit w:val="0"/>
+          <w:tblHeader w:val="0"/>
+        </w:trPr>
+        <w:tc>
+          <w:tcPr>
+            <w:shd w:fill="auto" w:val="clear"/>
+            <w:tcMar>
+              <w:top w:w="100.0" w:type="dxa"/>
+              <w:left w:w="100.0" w:type="dxa"/>
+              <w:bottom w:w="100.0" w:type="dxa"/>
+              <w:right w:w="100.0" w:type="dxa"/>
+            </w:tcMar>
+            <w:vAlign w:val="top"/>
+          </w:tcPr>
+          <w:p>
+            <w:pPr>
+              <w:keepNext w:val="0"/>
+              <w:keepLines w:val="0"/>
+              <w:pageBreakBefore w:val="0"/>
+              <w:widowControl w:val="0"/>
+              <w:pBdr>
+                <w:top w:space="0" w:sz="0" w:val="nil"/>
+                <w:left w:space="0" w:sz="0" w:val="nil"/>
+                <w:bottom w:space="0" w:sz="0" w:val="nil"/>
+                <w:right w:space="0" w:sz="0" w:val="nil"/>
+                <w:between w:space="0" w:sz="0" w:val="nil"/>
+              </w:pBdr>
+              <w:shd w:fill="auto" w:val="clear"/>
+              <w:spacing w:after="0" w:before="0" w:line="240" w:lineRule="auto"/>
+              <w:ind w:left="0" w:right="0" w:firstLine="0"/>
+              <w:jc w:val="left"/>
+              <w:rPr/>
+            </w:pPr>
+            <w:r>
+              <w:rPr>
+                <w:rtl w:val="0"/>
+              </w:rPr>
+              <w:t xml:space="preserve">Keep running.</w:t>
+            </w:r>
+          </w:p>
+        </w:tc>
+      </w:tr>
+      <w:tr>
+        <w:trPr>
+          <w:cantSplit w:val="0"/>
+          <w:tblHeader w:val="0"/>
+        </w:trPr>
+        <w:tc>
+          <w:tcPr>
+            <w:shd w:fill="auto" w:val="clear"/>
+            <w:tcMar>
+              <w:top w:w="100.0" w:type="dxa"/>
+              <w:left w:w="100.0" w:type="dxa"/>
+              <w:bottom w:w="100.0" w:type="dxa"/>
+              <w:right w:w="100.0" w:type="dxa"/>
+            </w:tcMar>
+            <w:vAlign w:val="top"/>
+          </w:tcPr>
+          <w:p>
+            <w:pPr>
+              <w:keepNext w:val="0"/>
+              <w:keepLines w:val="0"/>
+              <w:pageBreakBefore w:val="0"/>
+              <w:widowControl w:val="0"/>
+              <w:pBdr>
+                <w:top w:space="0" w:sz="0" w:val="nil"/>
+                <w:left w:space="0" w:sz="0" w:val="nil"/>
+                <w:bottom w:space="0" w:sz="0" w:val="nil"/>
+                <w:right w:space="0" w:sz="0" w:val="nil"/>
+                <w:between w:space="0" w:sz="0" w:val="nil"/>
+              </w:pBdr>
+              <w:shd w:fill="auto" w:val="clear"/>
+              <w:spacing w:after="0" w:before="0" w:line="240" w:lineRule="auto"/>
+              <w:ind w:left="0" w:right="0" w:firstLine="0"/>
+              <w:jc w:val="left"/>
+              <w:rPr/>
+            </w:pPr>
+            <w:r>
+              <w:rPr>
+                <w:rtl w:val="0"/>
+              </w:rPr>
+              <w:t xml:space="preserve">You keep running.</w:t>
             </w:r>
           </w:p>
         </w:tc>
@@ -2526,71 +2543,70 @@
           </w:tcPr>
           <w:p>
             <w:pPr>
-              <w:rPr/>
-            </w:pPr>
-            <w:r>
-              <w:rPr>
-                <w:rtl w:val="0"/>
-              </w:rPr>
-              <w:t xml:space="preserve">0-011-a1</w:t>
-            </w:r>
-          </w:p>
-        </w:tc>
-      </w:tr>
-      <w:tr>
-        <w:trPr>
-          <w:cantSplit w:val="0"/>
-          <w:tblHeader w:val="0"/>
-        </w:trPr>
-        <w:tc>
-          <w:tcPr>
-            <w:shd w:fill="auto" w:val="clear"/>
-            <w:tcMar>
-              <w:top w:w="100.0" w:type="dxa"/>
-              <w:left w:w="100.0" w:type="dxa"/>
-              <w:bottom w:w="100.0" w:type="dxa"/>
-              <w:right w:w="100.0" w:type="dxa"/>
-            </w:tcMar>
-            <w:vAlign w:val="top"/>
-          </w:tcPr>
-          <w:p>
-            <w:pPr>
-              <w:rPr/>
-            </w:pPr>
-            <w:r>
-              <w:rPr>
-                <w:rtl w:val="0"/>
-              </w:rPr>
-              <w:t xml:space="preserve">Wade through.</w:t>
-            </w:r>
-          </w:p>
-        </w:tc>
-      </w:tr>
-      <w:tr>
-        <w:trPr>
-          <w:cantSplit w:val="0"/>
-          <w:tblHeader w:val="0"/>
-        </w:trPr>
-        <w:tc>
-          <w:tcPr>
-            <w:shd w:fill="auto" w:val="clear"/>
-            <w:tcMar>
-              <w:top w:w="100.0" w:type="dxa"/>
-              <w:left w:w="100.0" w:type="dxa"/>
-              <w:bottom w:w="100.0" w:type="dxa"/>
-              <w:right w:w="100.0" w:type="dxa"/>
-            </w:tcMar>
-            <w:vAlign w:val="top"/>
-          </w:tcPr>
-          <w:p>
-            <w:pPr>
-              <w:rPr/>
-            </w:pPr>
-            <w:r>
-              <w:rPr>
-                <w:rtl w:val="0"/>
-              </w:rPr>
-              <w:t xml:space="preserve">You wade through.</w:t>
+              <w:widowControl w:val="0"/>
+              <w:spacing w:line="240" w:lineRule="auto"/>
+              <w:rPr/>
+            </w:pPr>
+            <w:r>
+              <w:rPr>
+                <w:rtl w:val="0"/>
+              </w:rPr>
+              <w:t xml:space="preserve">0-011</w:t>
+            </w:r>
+          </w:p>
+        </w:tc>
+      </w:tr>
+      <w:tr>
+        <w:trPr>
+          <w:cantSplit w:val="0"/>
+          <w:tblHeader w:val="0"/>
+        </w:trPr>
+        <w:tc>
+          <w:tcPr>
+            <w:shd w:fill="auto" w:val="clear"/>
+            <w:tcMar>
+              <w:top w:w="100.0" w:type="dxa"/>
+              <w:left w:w="100.0" w:type="dxa"/>
+              <w:bottom w:w="100.0" w:type="dxa"/>
+              <w:right w:w="100.0" w:type="dxa"/>
+            </w:tcMar>
+            <w:vAlign w:val="top"/>
+          </w:tcPr>
+          <w:p>
+            <w:pPr>
+              <w:rPr/>
+            </w:pPr>
+            <w:r>
+              <w:rPr>
+                <w:rtl w:val="0"/>
+              </w:rPr>
+              <w:t xml:space="preserve">The tall grasses subside and make way for patches of </w:t>
+            </w:r>
+            <w:r>
+              <w:rPr>
+                <w:color w:val="783f04"/>
+                <w:rtl w:val="0"/>
+              </w:rPr>
+              <w:t xml:space="preserve">bare dirt</w:t>
+            </w:r>
+            <w:r>
+              <w:rPr>
+                <w:rtl w:val="0"/>
+              </w:rPr>
+              <w:t xml:space="preserve">. As you breach the boundary, you see an array of drag marks, overlaid on top of each other in a palimpsest, packed with trodden flora. </w:t>
+            </w:r>
+            <w:r>
+              <w:rPr>
+                <w:color w:val="660000"/>
+                <w:rtl w:val="0"/>
+              </w:rPr>
+              <w:t xml:space="preserve">Old blood</w:t>
+            </w:r>
+            <w:r>
+              <w:rPr>
+                <w:rtl w:val="0"/>
+              </w:rPr>
+              <w:t xml:space="preserve"> mixes with wet soil in a muddy path.</w:t>
             </w:r>
           </w:p>
         </w:tc>
@@ -2648,44 +2664,71 @@
           </w:tcPr>
           <w:p>
             <w:pPr>
-              <w:widowControl w:val="0"/>
-              <w:spacing w:line="240" w:lineRule="auto"/>
-              <w:rPr/>
-            </w:pPr>
-            <w:r>
-              <w:rPr>
-                <w:rtl w:val="0"/>
-              </w:rPr>
-              <w:t xml:space="preserve">0-012</w:t>
-            </w:r>
-          </w:p>
-        </w:tc>
-      </w:tr>
-      <w:tr>
-        <w:trPr>
-          <w:cantSplit w:val="0"/>
-          <w:tblHeader w:val="0"/>
-        </w:trPr>
-        <w:tc>
-          <w:tcPr>
-            <w:shd w:fill="auto" w:val="clear"/>
-            <w:tcMar>
-              <w:top w:w="100.0" w:type="dxa"/>
-              <w:left w:w="100.0" w:type="dxa"/>
-              <w:bottom w:w="100.0" w:type="dxa"/>
-              <w:right w:w="100.0" w:type="dxa"/>
-            </w:tcMar>
-            <w:vAlign w:val="top"/>
-          </w:tcPr>
-          <w:p>
-            <w:pPr>
-              <w:rPr/>
-            </w:pPr>
-            <w:r>
-              <w:rPr>
-                <w:rtl w:val="0"/>
-              </w:rPr>
-              <w:t xml:space="preserve">The thick stench of death clogs your nose. You cough raggedly, inhaling through your mouth. Mud clings to your clothes and claws at your ankles. You drag your body forward. The rattling resonates in every direction but forward.</w:t>
+              <w:rPr/>
+            </w:pPr>
+            <w:r>
+              <w:rPr>
+                <w:rtl w:val="0"/>
+              </w:rPr>
+              <w:t xml:space="preserve">0-011-a1</w:t>
+            </w:r>
+          </w:p>
+        </w:tc>
+      </w:tr>
+      <w:tr>
+        <w:trPr>
+          <w:cantSplit w:val="0"/>
+          <w:tblHeader w:val="0"/>
+        </w:trPr>
+        <w:tc>
+          <w:tcPr>
+            <w:shd w:fill="auto" w:val="clear"/>
+            <w:tcMar>
+              <w:top w:w="100.0" w:type="dxa"/>
+              <w:left w:w="100.0" w:type="dxa"/>
+              <w:bottom w:w="100.0" w:type="dxa"/>
+              <w:right w:w="100.0" w:type="dxa"/>
+            </w:tcMar>
+            <w:vAlign w:val="top"/>
+          </w:tcPr>
+          <w:p>
+            <w:pPr>
+              <w:rPr/>
+            </w:pPr>
+            <w:r>
+              <w:rPr>
+                <w:rtl w:val="0"/>
+              </w:rPr>
+              <w:t xml:space="preserve">Wade through.</w:t>
+            </w:r>
+          </w:p>
+        </w:tc>
+      </w:tr>
+      <w:tr>
+        <w:trPr>
+          <w:cantSplit w:val="0"/>
+          <w:tblHeader w:val="0"/>
+        </w:trPr>
+        <w:tc>
+          <w:tcPr>
+            <w:shd w:fill="auto" w:val="clear"/>
+            <w:tcMar>
+              <w:top w:w="100.0" w:type="dxa"/>
+              <w:left w:w="100.0" w:type="dxa"/>
+              <w:bottom w:w="100.0" w:type="dxa"/>
+              <w:right w:w="100.0" w:type="dxa"/>
+            </w:tcMar>
+            <w:vAlign w:val="top"/>
+          </w:tcPr>
+          <w:p>
+            <w:pPr>
+              <w:rPr/>
+            </w:pPr>
+            <w:r>
+              <w:rPr>
+                <w:rtl w:val="0"/>
+              </w:rPr>
+              <w:t xml:space="preserve">You wade through.</w:t>
             </w:r>
           </w:p>
         </w:tc>
@@ -2743,71 +2786,44 @@
           </w:tcPr>
           <w:p>
             <w:pPr>
-              <w:rPr/>
-            </w:pPr>
-            <w:r>
-              <w:rPr>
-                <w:rtl w:val="0"/>
-              </w:rPr>
-              <w:t xml:space="preserve">0-012-a1</w:t>
-            </w:r>
-          </w:p>
-        </w:tc>
-      </w:tr>
-      <w:tr>
-        <w:trPr>
-          <w:cantSplit w:val="0"/>
-          <w:tblHeader w:val="0"/>
-        </w:trPr>
-        <w:tc>
-          <w:tcPr>
-            <w:shd w:fill="auto" w:val="clear"/>
-            <w:tcMar>
-              <w:top w:w="100.0" w:type="dxa"/>
-              <w:left w:w="100.0" w:type="dxa"/>
-              <w:bottom w:w="100.0" w:type="dxa"/>
-              <w:right w:w="100.0" w:type="dxa"/>
-            </w:tcMar>
-            <w:vAlign w:val="top"/>
-          </w:tcPr>
-          <w:p>
-            <w:pPr>
-              <w:rPr/>
-            </w:pPr>
-            <w:r>
-              <w:rPr>
-                <w:rtl w:val="0"/>
-              </w:rPr>
-              <w:t xml:space="preserve">Navigate through.</w:t>
-            </w:r>
-          </w:p>
-        </w:tc>
-      </w:tr>
-      <w:tr>
-        <w:trPr>
-          <w:cantSplit w:val="0"/>
-          <w:tblHeader w:val="0"/>
-        </w:trPr>
-        <w:tc>
-          <w:tcPr>
-            <w:shd w:fill="auto" w:val="clear"/>
-            <w:tcMar>
-              <w:top w:w="100.0" w:type="dxa"/>
-              <w:left w:w="100.0" w:type="dxa"/>
-              <w:bottom w:w="100.0" w:type="dxa"/>
-              <w:right w:w="100.0" w:type="dxa"/>
-            </w:tcMar>
-            <w:vAlign w:val="top"/>
-          </w:tcPr>
-          <w:p>
-            <w:pPr>
-              <w:rPr/>
-            </w:pPr>
-            <w:r>
-              <w:rPr>
-                <w:rtl w:val="0"/>
-              </w:rPr>
-              <w:t xml:space="preserve">You navigate through.</w:t>
+              <w:widowControl w:val="0"/>
+              <w:spacing w:line="240" w:lineRule="auto"/>
+              <w:rPr/>
+            </w:pPr>
+            <w:r>
+              <w:rPr>
+                <w:rtl w:val="0"/>
+              </w:rPr>
+              <w:t xml:space="preserve">0-012</w:t>
+            </w:r>
+          </w:p>
+        </w:tc>
+      </w:tr>
+      <w:tr>
+        <w:trPr>
+          <w:cantSplit w:val="0"/>
+          <w:tblHeader w:val="0"/>
+        </w:trPr>
+        <w:tc>
+          <w:tcPr>
+            <w:shd w:fill="auto" w:val="clear"/>
+            <w:tcMar>
+              <w:top w:w="100.0" w:type="dxa"/>
+              <w:left w:w="100.0" w:type="dxa"/>
+              <w:bottom w:w="100.0" w:type="dxa"/>
+              <w:right w:w="100.0" w:type="dxa"/>
+            </w:tcMar>
+            <w:vAlign w:val="top"/>
+          </w:tcPr>
+          <w:p>
+            <w:pPr>
+              <w:rPr/>
+            </w:pPr>
+            <w:r>
+              <w:rPr>
+                <w:rtl w:val="0"/>
+              </w:rPr>
+              <w:t xml:space="preserve">The thick stench of death clogs your nose. You cough raggedly, inhaling through your mouth. Mud clings to your clothes and claws at your ankles. You drag your body forward. The rattling resonates in every direction but forward.</w:t>
             </w:r>
           </w:p>
         </w:tc>
@@ -2865,86 +2881,71 @@
           </w:tcPr>
           <w:p>
             <w:pPr>
-              <w:widowControl w:val="0"/>
-              <w:spacing w:line="240" w:lineRule="auto"/>
-              <w:rPr/>
-            </w:pPr>
-            <w:r>
-              <w:rPr>
-                <w:rtl w:val="0"/>
-              </w:rPr>
-              <w:t xml:space="preserve">0-013</w:t>
-            </w:r>
-          </w:p>
-        </w:tc>
-      </w:tr>
-      <w:tr>
-        <w:trPr>
-          <w:cantSplit w:val="0"/>
-          <w:tblHeader w:val="0"/>
-        </w:trPr>
-        <w:tc>
-          <w:tcPr>
-            <w:shd w:fill="auto" w:val="clear"/>
-            <w:tcMar>
-              <w:top w:w="100.0" w:type="dxa"/>
-              <w:left w:w="100.0" w:type="dxa"/>
-              <w:bottom w:w="100.0" w:type="dxa"/>
-              <w:right w:w="100.0" w:type="dxa"/>
-            </w:tcMar>
-            <w:vAlign w:val="top"/>
-          </w:tcPr>
-          <w:p>
-            <w:pPr>
-              <w:rPr/>
-            </w:pPr>
-            <w:r>
-              <w:rPr>
-                <w:rtl w:val="0"/>
-              </w:rPr>
-              <w:t xml:space="preserve">You sludge even harder through the ankle-deep muck, panting in time with your heartbeat.</w:t>
-            </w:r>
-          </w:p>
-          <w:p>
-            <w:pPr>
-              <w:rPr/>
-            </w:pPr>
-            <w:r>
-              <w:rPr>
-                <w:rtl w:val="0"/>
-              </w:rPr>
-            </w:r>
-          </w:p>
-          <w:p>
-            <w:pPr>
-              <w:rPr/>
-            </w:pPr>
-            <w:r>
-              <w:rPr>
-                <w:rtl w:val="0"/>
-              </w:rPr>
-              <w:t xml:space="preserve">Your right leg surrenders. You dig both hands into your thigh and drag it onward. Calves and lungs burning, you press forward, iron on your tongue.</w:t>
-            </w:r>
-          </w:p>
-          <w:p>
-            <w:pPr>
-              <w:rPr/>
-            </w:pPr>
-            <w:r>
-              <w:rPr>
-                <w:rtl w:val="0"/>
-              </w:rPr>
-            </w:r>
-          </w:p>
-          <w:p>
-            <w:pPr>
-              <w:rPr/>
-            </w:pPr>
-            <w:r>
-              <w:rPr>
-                <w:rtl w:val="0"/>
-              </w:rPr>
-              <w:t xml:space="preserve">It’s only so long until your body collapses in a heap. You lean on your arms and look up with strained vision. The evening sky envelops you, clear and sparkling.</w:t>
+              <w:rPr/>
+            </w:pPr>
+            <w:r>
+              <w:rPr>
+                <w:rtl w:val="0"/>
+              </w:rPr>
+              <w:t xml:space="preserve">0-012-a1</w:t>
+            </w:r>
+          </w:p>
+        </w:tc>
+      </w:tr>
+      <w:tr>
+        <w:trPr>
+          <w:cantSplit w:val="0"/>
+          <w:tblHeader w:val="0"/>
+        </w:trPr>
+        <w:tc>
+          <w:tcPr>
+            <w:shd w:fill="auto" w:val="clear"/>
+            <w:tcMar>
+              <w:top w:w="100.0" w:type="dxa"/>
+              <w:left w:w="100.0" w:type="dxa"/>
+              <w:bottom w:w="100.0" w:type="dxa"/>
+              <w:right w:w="100.0" w:type="dxa"/>
+            </w:tcMar>
+            <w:vAlign w:val="top"/>
+          </w:tcPr>
+          <w:p>
+            <w:pPr>
+              <w:rPr/>
+            </w:pPr>
+            <w:r>
+              <w:rPr>
+                <w:rtl w:val="0"/>
+              </w:rPr>
+              <w:t xml:space="preserve">Navigate through.</w:t>
+            </w:r>
+          </w:p>
+        </w:tc>
+      </w:tr>
+      <w:tr>
+        <w:trPr>
+          <w:cantSplit w:val="0"/>
+          <w:tblHeader w:val="0"/>
+        </w:trPr>
+        <w:tc>
+          <w:tcPr>
+            <w:shd w:fill="auto" w:val="clear"/>
+            <w:tcMar>
+              <w:top w:w="100.0" w:type="dxa"/>
+              <w:left w:w="100.0" w:type="dxa"/>
+              <w:bottom w:w="100.0" w:type="dxa"/>
+              <w:right w:w="100.0" w:type="dxa"/>
+            </w:tcMar>
+            <w:vAlign w:val="top"/>
+          </w:tcPr>
+          <w:p>
+            <w:pPr>
+              <w:rPr/>
+            </w:pPr>
+            <w:r>
+              <w:rPr>
+                <w:rtl w:val="0"/>
+              </w:rPr>
+              <w:t xml:space="preserve">You navigate through.</w:t>
             </w:r>
           </w:p>
         </w:tc>
@@ -3002,64 +3003,6 @@
           </w:tcPr>
           <w:p>
             <w:pPr>
-              <w:rPr/>
-            </w:pPr>
-            <w:r>
-              <w:rPr>
-                <w:rtl w:val="0"/>
-              </w:rPr>
-              <w:t xml:space="preserve">0-013-a1</w:t>
-            </w:r>
-          </w:p>
-        </w:tc>
-      </w:tr>
-      <w:tr>
-        <w:trPr>
-          <w:cantSplit w:val="0"/>
-          <w:tblHeader w:val="0"/>
-        </w:trPr>
-        <w:tc>
-          <w:tcPr>
-            <w:shd w:fill="auto" w:val="clear"/>
-            <w:tcMar>
-              <w:top w:w="100.0" w:type="dxa"/>
-              <w:left w:w="100.0" w:type="dxa"/>
-              <w:bottom w:w="100.0" w:type="dxa"/>
-              <w:right w:w="100.0" w:type="dxa"/>
-            </w:tcMar>
-            <w:vAlign w:val="top"/>
-          </w:tcPr>
-          <w:p>
-            <w:pPr>
-              <w:rPr/>
-            </w:pPr>
-            <w:r>
-              <w:rPr>
-                <w:rtl w:val="0"/>
-              </w:rPr>
-              <w:t xml:space="preserve">Take in trembling breaths.</w:t>
-            </w:r>
-          </w:p>
-        </w:tc>
-      </w:tr>
-      <w:tr>
-        <w:trPr>
-          <w:cantSplit w:val="0"/>
-          <w:tblHeader w:val="0"/>
-        </w:trPr>
-        <w:tc>
-          <w:tcPr>
-            <w:shd w:fill="auto" w:val="clear"/>
-            <w:tcMar>
-              <w:top w:w="100.0" w:type="dxa"/>
-              <w:left w:w="100.0" w:type="dxa"/>
-              <w:bottom w:w="100.0" w:type="dxa"/>
-              <w:right w:w="100.0" w:type="dxa"/>
-            </w:tcMar>
-            <w:vAlign w:val="top"/>
-          </w:tcPr>
-          <w:p>
-            <w:pPr>
               <w:widowControl w:val="0"/>
               <w:spacing w:line="240" w:lineRule="auto"/>
               <w:rPr/>
@@ -3068,6 +3011,78 @@
               <w:rPr>
                 <w:rtl w:val="0"/>
               </w:rPr>
+              <w:t xml:space="preserve">0-013</w:t>
+            </w:r>
+          </w:p>
+        </w:tc>
+      </w:tr>
+      <w:tr>
+        <w:trPr>
+          <w:cantSplit w:val="0"/>
+          <w:tblHeader w:val="0"/>
+        </w:trPr>
+        <w:tc>
+          <w:tcPr>
+            <w:shd w:fill="auto" w:val="clear"/>
+            <w:tcMar>
+              <w:top w:w="100.0" w:type="dxa"/>
+              <w:left w:w="100.0" w:type="dxa"/>
+              <w:bottom w:w="100.0" w:type="dxa"/>
+              <w:right w:w="100.0" w:type="dxa"/>
+            </w:tcMar>
+            <w:vAlign w:val="top"/>
+          </w:tcPr>
+          <w:p>
+            <w:pPr>
+              <w:rPr/>
+            </w:pPr>
+            <w:r>
+              <w:rPr>
+                <w:rtl w:val="0"/>
+              </w:rPr>
+              <w:t xml:space="preserve">You sludge even harder through the ankle-deep muck, panting in time with your heartbeat.</w:t>
+            </w:r>
+          </w:p>
+          <w:p>
+            <w:pPr>
+              <w:rPr/>
+            </w:pPr>
+            <w:r>
+              <w:rPr>
+                <w:rtl w:val="0"/>
+              </w:rPr>
+            </w:r>
+          </w:p>
+          <w:p>
+            <w:pPr>
+              <w:rPr/>
+            </w:pPr>
+            <w:r>
+              <w:rPr>
+                <w:rtl w:val="0"/>
+              </w:rPr>
+              <w:t xml:space="preserve">Your right leg surrenders. You dig both hands into your thigh and drag it onward. Calves and lungs burning, you press forward, iron on your tongue.</w:t>
+            </w:r>
+          </w:p>
+          <w:p>
+            <w:pPr>
+              <w:rPr/>
+            </w:pPr>
+            <w:r>
+              <w:rPr>
+                <w:rtl w:val="0"/>
+              </w:rPr>
+            </w:r>
+          </w:p>
+          <w:p>
+            <w:pPr>
+              <w:rPr/>
+            </w:pPr>
+            <w:r>
+              <w:rPr>
+                <w:rtl w:val="0"/>
+              </w:rPr>
+              <w:t xml:space="preserve">It’s only so long until your body collapses in a heap. You lean on your arms and look up with strained vision. The evening sky envelops you, clear and sparkling.</w:t>
             </w:r>
           </w:p>
         </w:tc>
@@ -3125,131 +3140,68 @@
           </w:tcPr>
           <w:p>
             <w:pPr>
+              <w:rPr/>
+            </w:pPr>
+            <w:r>
+              <w:rPr>
+                <w:rtl w:val="0"/>
+              </w:rPr>
+              <w:t xml:space="preserve">0-013-a1</w:t>
+            </w:r>
+          </w:p>
+        </w:tc>
+      </w:tr>
+      <w:tr>
+        <w:trPr>
+          <w:cantSplit w:val="0"/>
+          <w:tblHeader w:val="0"/>
+        </w:trPr>
+        <w:tc>
+          <w:tcPr>
+            <w:shd w:fill="auto" w:val="clear"/>
+            <w:tcMar>
+              <w:top w:w="100.0" w:type="dxa"/>
+              <w:left w:w="100.0" w:type="dxa"/>
+              <w:bottom w:w="100.0" w:type="dxa"/>
+              <w:right w:w="100.0" w:type="dxa"/>
+            </w:tcMar>
+            <w:vAlign w:val="top"/>
+          </w:tcPr>
+          <w:p>
+            <w:pPr>
+              <w:rPr/>
+            </w:pPr>
+            <w:r>
+              <w:rPr>
+                <w:rtl w:val="0"/>
+              </w:rPr>
+              <w:t xml:space="preserve">Take in trembling breaths.</w:t>
+            </w:r>
+          </w:p>
+        </w:tc>
+      </w:tr>
+      <w:tr>
+        <w:trPr>
+          <w:cantSplit w:val="0"/>
+          <w:tblHeader w:val="0"/>
+        </w:trPr>
+        <w:tc>
+          <w:tcPr>
+            <w:shd w:fill="auto" w:val="clear"/>
+            <w:tcMar>
+              <w:top w:w="100.0" w:type="dxa"/>
+              <w:left w:w="100.0" w:type="dxa"/>
+              <w:bottom w:w="100.0" w:type="dxa"/>
+              <w:right w:w="100.0" w:type="dxa"/>
+            </w:tcMar>
+            <w:vAlign w:val="top"/>
+          </w:tcPr>
+          <w:p>
+            <w:pPr>
               <w:widowControl w:val="0"/>
               <w:spacing w:line="240" w:lineRule="auto"/>
               <w:rPr/>
             </w:pPr>
-            <w:r>
-              <w:rPr>
-                <w:rtl w:val="0"/>
-              </w:rPr>
-              <w:t xml:space="preserve">0-014</w:t>
-            </w:r>
-          </w:p>
-        </w:tc>
-      </w:tr>
-      <w:tr>
-        <w:trPr>
-          <w:cantSplit w:val="0"/>
-          <w:tblHeader w:val="0"/>
-        </w:trPr>
-        <w:tc>
-          <w:tcPr>
-            <w:shd w:fill="auto" w:val="clear"/>
-            <w:tcMar>
-              <w:top w:w="100.0" w:type="dxa"/>
-              <w:left w:w="100.0" w:type="dxa"/>
-              <w:bottom w:w="100.0" w:type="dxa"/>
-              <w:right w:w="100.0" w:type="dxa"/>
-            </w:tcMar>
-            <w:vAlign w:val="top"/>
-          </w:tcPr>
-          <w:p>
-            <w:pPr>
-              <w:rPr/>
-            </w:pPr>
-            <w:r>
-              <w:rPr>
-                <w:rtl w:val="0"/>
-              </w:rPr>
-              <w:t xml:space="preserve">Your body is numb. You don’t feel sore from exertion or the goosebumps on every inch of your skin; you feel the damp grass, the ants climbing onto your fingers, the night-chilled breeze.</w:t>
-            </w:r>
-          </w:p>
-          <w:p>
-            <w:pPr>
-              <w:rPr/>
-            </w:pPr>
-            <w:r>
-              <w:rPr>
-                <w:rtl w:val="0"/>
-              </w:rPr>
-            </w:r>
-          </w:p>
-          <w:p>
-            <w:pPr>
-              <w:rPr/>
-            </w:pPr>
-            <w:r>
-              <w:rPr>
-                <w:rtl w:val="0"/>
-              </w:rPr>
-              <w:t xml:space="preserve">You’re still looking at the stars when they start to disappear, replaced by an infinite black you faintly recognize as something living. </w:t>
-            </w:r>
-          </w:p>
-          <w:p>
-            <w:pPr>
-              <w:rPr/>
-            </w:pPr>
-            <w:r>
-              <w:rPr>
-                <w:rtl w:val="0"/>
-              </w:rPr>
-            </w:r>
-          </w:p>
-          <w:p>
-            <w:pPr>
-              <w:rPr/>
-            </w:pPr>
-            <w:r>
-              <w:rPr>
-                <w:rtl w:val="0"/>
-              </w:rPr>
-              <w:t xml:space="preserve">Its breath is hot and rancid against your neck, with matted fur dangling down in unkempt strands. </w:t>
-            </w:r>
-          </w:p>
-          <w:p>
-            <w:pPr>
-              <w:rPr/>
-            </w:pPr>
-            <w:r>
-              <w:rPr>
-                <w:rtl w:val="0"/>
-              </w:rPr>
-            </w:r>
-          </w:p>
-          <w:p>
-            <w:pPr>
-              <w:rPr/>
-            </w:pPr>
-            <w:r>
-              <w:rPr>
-                <w:rtl w:val="0"/>
-              </w:rPr>
-              <w:t xml:space="preserve">Deep in your chest, an oncoming, omniscient pain spreads to every inch of your body. Then you’re dragged into nothingness.</w:t>
-            </w:r>
-          </w:p>
-          <w:p>
-            <w:pPr>
-              <w:rPr/>
-            </w:pPr>
-            <w:r>
-              <w:rPr>
-                <w:rtl w:val="0"/>
-              </w:rPr>
-            </w:r>
-          </w:p>
-          <w:p>
-            <w:pPr>
-              <w:rPr/>
-            </w:pPr>
-            <w:r>
-              <w:rPr>
-                <w:b w:val="1"/>
-                <w:bCs w:val="1"/>
-                <w:rtl w:val="0"/>
-              </w:rPr>
-              <w:t xml:space="preserve">You have died.</w:t>
-            </w:r>
             <w:r>
               <w:rPr>
                 <w:rtl w:val="0"/>
@@ -3272,6 +3224,192 @@
     <w:tbl>
       <w:tblPr>
         <w:tblStyle w:val="Table26"/>
+        <w:tblW w:w="9360.0" w:type="dxa"/>
+        <w:jc w:val="left"/>
+        <w:tblBorders>
+          <w:top w:color="000000" w:space="0" w:sz="8" w:val="single"/>
+          <w:left w:color="000000" w:space="0" w:sz="8" w:val="single"/>
+          <w:bottom w:color="000000" w:space="0" w:sz="8" w:val="single"/>
+          <w:right w:color="000000" w:space="0" w:sz="8" w:val="single"/>
+          <w:insideH w:color="000000" w:space="0" w:sz="8" w:val="single"/>
+          <w:insideV w:color="000000" w:space="0" w:sz="8" w:val="single"/>
+        </w:tblBorders>
+        <w:tblLayout w:type="fixed"/>
+        <w:tblLook w:val="0600"/>
+      </w:tblPr>
+      <w:tblGrid>
+        <w:gridCol w:w="9360"/>
+        <w:tblGridChange w:id="0">
+          <w:tblGrid>
+            <w:gridCol w:w="9360"/>
+          </w:tblGrid>
+        </w:tblGridChange>
+      </w:tblGrid>
+      <w:tr>
+        <w:trPr>
+          <w:cantSplit w:val="0"/>
+          <w:tblHeader w:val="0"/>
+        </w:trPr>
+        <w:tc>
+          <w:tcPr>
+            <w:shd w:fill="auto" w:val="clear"/>
+            <w:tcMar>
+              <w:top w:w="100.0" w:type="dxa"/>
+              <w:left w:w="100.0" w:type="dxa"/>
+              <w:bottom w:w="100.0" w:type="dxa"/>
+              <w:right w:w="100.0" w:type="dxa"/>
+            </w:tcMar>
+            <w:vAlign w:val="top"/>
+          </w:tcPr>
+          <w:p>
+            <w:pPr>
+              <w:widowControl w:val="0"/>
+              <w:spacing w:line="240" w:lineRule="auto"/>
+              <w:rPr/>
+            </w:pPr>
+            <w:r>
+              <w:rPr>
+                <w:rtl w:val="0"/>
+              </w:rPr>
+              <w:t xml:space="preserve">0-014</w:t>
+            </w:r>
+          </w:p>
+        </w:tc>
+      </w:tr>
+      <w:tr>
+        <w:trPr>
+          <w:cantSplit w:val="0"/>
+          <w:tblHeader w:val="0"/>
+        </w:trPr>
+        <w:tc>
+          <w:tcPr>
+            <w:shd w:fill="auto" w:val="clear"/>
+            <w:tcMar>
+              <w:top w:w="100.0" w:type="dxa"/>
+              <w:left w:w="100.0" w:type="dxa"/>
+              <w:bottom w:w="100.0" w:type="dxa"/>
+              <w:right w:w="100.0" w:type="dxa"/>
+            </w:tcMar>
+            <w:vAlign w:val="top"/>
+          </w:tcPr>
+          <w:p>
+            <w:pPr>
+              <w:rPr/>
+            </w:pPr>
+            <w:r>
+              <w:rPr>
+                <w:rtl w:val="0"/>
+              </w:rPr>
+              <w:t xml:space="preserve">Your body is numb. You don’t feel sore from exertion or the goosebumps on every inch of your skin; you feel the damp grass, the ants climbing onto your fingers, the night-chilled breeze.</w:t>
+            </w:r>
+          </w:p>
+          <w:p>
+            <w:pPr>
+              <w:rPr/>
+            </w:pPr>
+            <w:r>
+              <w:rPr>
+                <w:rtl w:val="0"/>
+              </w:rPr>
+            </w:r>
+          </w:p>
+          <w:p>
+            <w:pPr>
+              <w:rPr/>
+            </w:pPr>
+            <w:r>
+              <w:rPr>
+                <w:rtl w:val="0"/>
+              </w:rPr>
+              <w:t xml:space="preserve">You’re still looking at the stars when they start to disappear, replaced by an infinite black you faintly recognize as something living. </w:t>
+            </w:r>
+          </w:p>
+          <w:p>
+            <w:pPr>
+              <w:rPr/>
+            </w:pPr>
+            <w:r>
+              <w:rPr>
+                <w:rtl w:val="0"/>
+              </w:rPr>
+            </w:r>
+          </w:p>
+          <w:p>
+            <w:pPr>
+              <w:rPr/>
+            </w:pPr>
+            <w:r>
+              <w:rPr>
+                <w:rtl w:val="0"/>
+              </w:rPr>
+              <w:t xml:space="preserve">Its breath is hot and rancid against your neck, with matted fur dangling down in unkempt strands. </w:t>
+            </w:r>
+          </w:p>
+          <w:p>
+            <w:pPr>
+              <w:rPr/>
+            </w:pPr>
+            <w:r>
+              <w:rPr>
+                <w:rtl w:val="0"/>
+              </w:rPr>
+            </w:r>
+          </w:p>
+          <w:p>
+            <w:pPr>
+              <w:rPr/>
+            </w:pPr>
+            <w:r>
+              <w:rPr>
+                <w:rtl w:val="0"/>
+              </w:rPr>
+              <w:t xml:space="preserve">Deep in your chest, an oncoming, omniscient pain spreads to every inch of your body. Then you’re dragged into nothingness.</w:t>
+            </w:r>
+          </w:p>
+          <w:p>
+            <w:pPr>
+              <w:rPr/>
+            </w:pPr>
+            <w:r>
+              <w:rPr>
+                <w:rtl w:val="0"/>
+              </w:rPr>
+            </w:r>
+          </w:p>
+          <w:p>
+            <w:pPr>
+              <w:rPr/>
+            </w:pPr>
+            <w:r>
+              <w:rPr>
+                <w:b w:val="1"/>
+                <w:bCs w:val="1"/>
+                <w:rtl w:val="0"/>
+              </w:rPr>
+              <w:t xml:space="preserve">You have died.</w:t>
+            </w:r>
+            <w:r>
+              <w:rPr>
+                <w:rtl w:val="0"/>
+              </w:rPr>
+            </w:r>
+          </w:p>
+        </w:tc>
+      </w:tr>
+    </w:tbl>
+    <w:p>
+      <w:pPr>
+        <w:rPr/>
+      </w:pPr>
+      <w:r>
+        <w:rPr>
+          <w:rtl w:val="0"/>
+        </w:rPr>
+      </w:r>
+    </w:p>
+    <w:tbl>
+      <w:tblPr>
+        <w:tblStyle w:val="Table27"/>
         <w:tblW w:w="9360.0" w:type="dxa"/>
         <w:jc w:val="left"/>
         <w:tblBorders>
@@ -3752,6 +3890,13 @@
       <w:tblStyleColBandSize w:val="1"/>
     </w:tblPr>
   </w:style>
+  <w:style w:type="table" w:styleId="Table27">
+    <w:basedOn w:val="TableNormal"/>
+    <w:tblPr>
+      <w:tblStyleRowBandSize w:val="1"/>
+      <w:tblStyleColBandSize w:val="1"/>
+    </w:tblPr>
+  </w:style>
 </w:styles>
 </file>
 

--- a/src/test_files/tablepassage.docx
+++ b/src/test_files/tablepassage.docx
@@ -518,7 +518,7 @@
               <w:rPr>
                 <w:rtl w:val="0"/>
               </w:rPr>
-              <w:t xml:space="preserve">Freeze.</w:t>
+              <w:t xml:space="preserve">Freeze. and find a mushroom!</w:t>
             </w:r>
           </w:p>
         </w:tc>
@@ -887,7 +887,7 @@
               <w:rPr>
                 <w:rtl w:val="0"/>
               </w:rPr>
-              <w:t xml:space="preserve">Continue writing…</w:t>
+              <w:t xml:space="preserve">Continue writing… and identify the mushroom!</w:t>
             </w:r>
           </w:p>
         </w:tc>
@@ -3520,6 +3520,436 @@
         </w:tc>
       </w:tr>
     </w:tbl>
+    <w:p>
+      <w:pPr>
+        <w:rPr/>
+      </w:pPr>
+      <w:r>
+        <w:rPr>
+          <w:rtl w:val="0"/>
+        </w:rPr>
+      </w:r>
+    </w:p>
+    <w:tbl>
+      <w:tblPr>
+        <w:tblStyle w:val="Table28"/>
+        <w:tblW w:w="9360.0" w:type="dxa"/>
+        <w:jc w:val="left"/>
+        <w:tblBorders>
+          <w:top w:color="000000" w:space="0" w:sz="8" w:val="single"/>
+          <w:left w:color="000000" w:space="0" w:sz="8" w:val="single"/>
+          <w:bottom w:color="000000" w:space="0" w:sz="8" w:val="single"/>
+          <w:right w:color="000000" w:space="0" w:sz="8" w:val="single"/>
+          <w:insideH w:color="000000" w:space="0" w:sz="8" w:val="single"/>
+          <w:insideV w:color="000000" w:space="0" w:sz="8" w:val="single"/>
+        </w:tblBorders>
+        <w:tblLayout w:type="fixed"/>
+        <w:tblLook w:val="0600"/>
+      </w:tblPr>
+      <w:tblGrid>
+        <w:gridCol w:w="9360"/>
+        <w:tblGridChange w:id="0">
+          <w:tblGrid>
+            <w:gridCol w:w="9360"/>
+          </w:tblGrid>
+        </w:tblGridChange>
+      </w:tblGrid>
+      <w:tr>
+        <w:trPr>
+          <w:cantSplit w:val="0"/>
+          <w:tblHeader w:val="0"/>
+        </w:trPr>
+        <w:tc>
+          <w:tcPr>
+            <w:shd w:fill="auto" w:val="clear"/>
+            <w:tcMar>
+              <w:top w:w="100.0" w:type="dxa"/>
+              <w:left w:w="100.0" w:type="dxa"/>
+              <w:bottom w:w="100.0" w:type="dxa"/>
+              <w:right w:w="100.0" w:type="dxa"/>
+            </w:tcMar>
+            <w:vAlign w:val="top"/>
+          </w:tcPr>
+          <w:p>
+            <w:pPr>
+              <w:widowControl w:val="0"/>
+              <w:spacing w:line="240" w:lineRule="auto"/>
+              <w:rPr/>
+            </w:pPr>
+            <w:r>
+              <w:rPr>
+                <w:rtl w:val="0"/>
+              </w:rPr>
+              <w:t xml:space="preserve">J-mushroom-1</w:t>
+            </w:r>
+          </w:p>
+        </w:tc>
+      </w:tr>
+      <w:tr>
+        <w:trPr>
+          <w:cantSplit w:val="0"/>
+          <w:tblHeader w:val="0"/>
+        </w:trPr>
+        <w:tc>
+          <w:tcPr>
+            <w:shd w:fill="auto" w:val="clear"/>
+            <w:tcMar>
+              <w:top w:w="100.0" w:type="dxa"/>
+              <w:left w:w="100.0" w:type="dxa"/>
+              <w:bottom w:w="100.0" w:type="dxa"/>
+              <w:right w:w="100.0" w:type="dxa"/>
+            </w:tcMar>
+            <w:vAlign w:val="top"/>
+          </w:tcPr>
+          <w:p>
+            <w:pPr>
+              <w:rPr/>
+            </w:pPr>
+            <w:r>
+              <w:rPr>
+                <w:rtl w:val="0"/>
+              </w:rPr>
+              <w:t xml:space="preserve">A funny looking mushroom. How cool!</w:t>
+            </w:r>
+          </w:p>
+        </w:tc>
+      </w:tr>
+    </w:tbl>
+    <w:p>
+      <w:pPr>
+        <w:rPr/>
+      </w:pPr>
+      <w:r>
+        <w:rPr>
+          <w:rtl w:val="0"/>
+        </w:rPr>
+      </w:r>
+    </w:p>
+    <w:p>
+      <w:pPr>
+        <w:rPr/>
+      </w:pPr>
+      <w:r>
+        <w:rPr>
+          <w:rtl w:val="0"/>
+        </w:rPr>
+      </w:r>
+    </w:p>
+    <w:tbl>
+      <w:tblPr>
+        <w:tblStyle w:val="Table29"/>
+        <w:tblW w:w="9360.0" w:type="dxa"/>
+        <w:jc w:val="left"/>
+        <w:tblBorders>
+          <w:top w:color="000000" w:space="0" w:sz="8" w:val="single"/>
+          <w:left w:color="000000" w:space="0" w:sz="8" w:val="single"/>
+          <w:bottom w:color="000000" w:space="0" w:sz="8" w:val="single"/>
+          <w:right w:color="000000" w:space="0" w:sz="8" w:val="single"/>
+          <w:insideH w:color="000000" w:space="0" w:sz="8" w:val="single"/>
+          <w:insideV w:color="000000" w:space="0" w:sz="8" w:val="single"/>
+        </w:tblBorders>
+        <w:tblLayout w:type="fixed"/>
+        <w:tblLook w:val="0600"/>
+      </w:tblPr>
+      <w:tblGrid>
+        <w:gridCol w:w="9360"/>
+        <w:tblGridChange w:id="0">
+          <w:tblGrid>
+            <w:gridCol w:w="9360"/>
+          </w:tblGrid>
+        </w:tblGridChange>
+      </w:tblGrid>
+      <w:tr>
+        <w:trPr>
+          <w:cantSplit w:val="0"/>
+          <w:tblHeader w:val="0"/>
+        </w:trPr>
+        <w:tc>
+          <w:tcPr>
+            <w:shd w:fill="auto" w:val="clear"/>
+            <w:tcMar>
+              <w:top w:w="100.0" w:type="dxa"/>
+              <w:left w:w="100.0" w:type="dxa"/>
+              <w:bottom w:w="100.0" w:type="dxa"/>
+              <w:right w:w="100.0" w:type="dxa"/>
+            </w:tcMar>
+            <w:vAlign w:val="top"/>
+          </w:tcPr>
+          <w:p>
+            <w:pPr>
+              <w:widowControl w:val="0"/>
+              <w:spacing w:line="240" w:lineRule="auto"/>
+              <w:rPr/>
+            </w:pPr>
+            <w:r>
+              <w:rPr>
+                <w:rtl w:val="0"/>
+              </w:rPr>
+              <w:t xml:space="preserve">J-mushroom-2</w:t>
+            </w:r>
+          </w:p>
+        </w:tc>
+      </w:tr>
+      <w:tr>
+        <w:trPr>
+          <w:cantSplit w:val="0"/>
+          <w:tblHeader w:val="0"/>
+        </w:trPr>
+        <w:tc>
+          <w:tcPr>
+            <w:shd w:fill="auto" w:val="clear"/>
+            <w:tcMar>
+              <w:top w:w="100.0" w:type="dxa"/>
+              <w:left w:w="100.0" w:type="dxa"/>
+              <w:bottom w:w="100.0" w:type="dxa"/>
+              <w:right w:w="100.0" w:type="dxa"/>
+            </w:tcMar>
+            <w:vAlign w:val="top"/>
+          </w:tcPr>
+          <w:p>
+            <w:pPr>
+              <w:rPr/>
+            </w:pPr>
+            <w:r>
+              <w:rPr>
+                <w:rtl w:val="0"/>
+              </w:rPr>
+              <w:t xml:space="preserve">This mushroom is poisonous. Better be careful!</w:t>
+            </w:r>
+          </w:p>
+        </w:tc>
+      </w:tr>
+    </w:tbl>
+    <w:p>
+      <w:pPr>
+        <w:rPr/>
+      </w:pPr>
+      <w:r>
+        <w:rPr>
+          <w:rtl w:val="0"/>
+        </w:rPr>
+      </w:r>
+    </w:p>
+    <w:p>
+      <w:pPr>
+        <w:rPr/>
+      </w:pPr>
+      <w:r>
+        <w:rPr>
+          <w:rtl w:val="0"/>
+        </w:rPr>
+      </w:r>
+    </w:p>
+    <w:tbl>
+      <w:tblPr>
+        <w:tblStyle w:val="Table30"/>
+        <w:tblW w:w="9360.0" w:type="dxa"/>
+        <w:jc w:val="left"/>
+        <w:tblBorders>
+          <w:top w:color="000000" w:space="0" w:sz="8" w:val="single"/>
+          <w:left w:color="000000" w:space="0" w:sz="8" w:val="single"/>
+          <w:bottom w:color="000000" w:space="0" w:sz="8" w:val="single"/>
+          <w:right w:color="000000" w:space="0" w:sz="8" w:val="single"/>
+          <w:insideH w:color="000000" w:space="0" w:sz="8" w:val="single"/>
+          <w:insideV w:color="000000" w:space="0" w:sz="8" w:val="single"/>
+        </w:tblBorders>
+        <w:tblLayout w:type="fixed"/>
+        <w:tblLook w:val="0600"/>
+      </w:tblPr>
+      <w:tblGrid>
+        <w:gridCol w:w="9360"/>
+        <w:tblGridChange w:id="0">
+          <w:tblGrid>
+            <w:gridCol w:w="9360"/>
+          </w:tblGrid>
+        </w:tblGridChange>
+      </w:tblGrid>
+      <w:tr>
+        <w:trPr>
+          <w:cantSplit w:val="0"/>
+          <w:tblHeader w:val="0"/>
+        </w:trPr>
+        <w:tc>
+          <w:tcPr>
+            <w:shd w:fill="auto" w:val="clear"/>
+            <w:tcMar>
+              <w:top w:w="100.0" w:type="dxa"/>
+              <w:left w:w="100.0" w:type="dxa"/>
+              <w:bottom w:w="100.0" w:type="dxa"/>
+              <w:right w:w="100.0" w:type="dxa"/>
+            </w:tcMar>
+            <w:vAlign w:val="top"/>
+          </w:tcPr>
+          <w:p>
+            <w:pPr>
+              <w:widowControl w:val="0"/>
+              <w:spacing w:line="240" w:lineRule="auto"/>
+              <w:rPr/>
+            </w:pPr>
+            <w:r>
+              <w:rPr>
+                <w:rtl w:val="0"/>
+              </w:rPr>
+              <w:t xml:space="preserve">J-tester-1</w:t>
+            </w:r>
+          </w:p>
+        </w:tc>
+      </w:tr>
+      <w:tr>
+        <w:trPr>
+          <w:cantSplit w:val="0"/>
+          <w:tblHeader w:val="0"/>
+        </w:trPr>
+        <w:tc>
+          <w:tcPr>
+            <w:shd w:fill="auto" w:val="clear"/>
+            <w:tcMar>
+              <w:top w:w="100.0" w:type="dxa"/>
+              <w:left w:w="100.0" w:type="dxa"/>
+              <w:bottom w:w="100.0" w:type="dxa"/>
+              <w:right w:w="100.0" w:type="dxa"/>
+            </w:tcMar>
+            <w:vAlign w:val="top"/>
+          </w:tcPr>
+          <w:p>
+            <w:pPr>
+              <w:rPr/>
+            </w:pPr>
+            <w:r>
+              <w:rPr>
+                <w:rtl w:val="0"/>
+              </w:rPr>
+              <w:t xml:space="preserve">Im a test entry. Don't mess with me bub.</w:t>
+            </w:r>
+          </w:p>
+        </w:tc>
+      </w:tr>
+    </w:tbl>
+    <w:p>
+      <w:pPr>
+        <w:rPr/>
+      </w:pPr>
+      <w:r>
+        <w:rPr>
+          <w:rtl w:val="0"/>
+        </w:rPr>
+      </w:r>
+    </w:p>
+    <w:p>
+      <w:pPr>
+        <w:rPr/>
+      </w:pPr>
+      <w:r>
+        <w:rPr>
+          <w:rtl w:val="0"/>
+        </w:rPr>
+      </w:r>
+    </w:p>
+    <w:p>
+      <w:pPr>
+        <w:rPr/>
+      </w:pPr>
+      <w:r>
+        <w:rPr>
+          <w:rtl w:val="0"/>
+        </w:rPr>
+      </w:r>
+    </w:p>
+    <w:tbl>
+      <w:tblPr>
+        <w:tblStyle w:val="Table31"/>
+        <w:tblW w:w="9360.0" w:type="dxa"/>
+        <w:jc w:val="left"/>
+        <w:tblBorders>
+          <w:top w:color="000000" w:space="0" w:sz="8" w:val="single"/>
+          <w:left w:color="000000" w:space="0" w:sz="8" w:val="single"/>
+          <w:bottom w:color="000000" w:space="0" w:sz="8" w:val="single"/>
+          <w:right w:color="000000" w:space="0" w:sz="8" w:val="single"/>
+          <w:insideH w:color="000000" w:space="0" w:sz="8" w:val="single"/>
+          <w:insideV w:color="000000" w:space="0" w:sz="8" w:val="single"/>
+        </w:tblBorders>
+        <w:tblLayout w:type="fixed"/>
+        <w:tblLook w:val="0600"/>
+      </w:tblPr>
+      <w:tblGrid>
+        <w:gridCol w:w="9360"/>
+        <w:tblGridChange w:id="0">
+          <w:tblGrid>
+            <w:gridCol w:w="9360"/>
+          </w:tblGrid>
+        </w:tblGridChange>
+      </w:tblGrid>
+      <w:tr>
+        <w:trPr>
+          <w:cantSplit w:val="0"/>
+          <w:tblHeader w:val="0"/>
+        </w:trPr>
+        <w:tc>
+          <w:tcPr>
+            <w:shd w:fill="auto" w:val="clear"/>
+            <w:tcMar>
+              <w:top w:w="100.0" w:type="dxa"/>
+              <w:left w:w="100.0" w:type="dxa"/>
+              <w:bottom w:w="100.0" w:type="dxa"/>
+              <w:right w:w="100.0" w:type="dxa"/>
+            </w:tcMar>
+            <w:vAlign w:val="top"/>
+          </w:tcPr>
+          <w:p>
+            <w:pPr>
+              <w:widowControl w:val="0"/>
+              <w:spacing w:line="240" w:lineRule="auto"/>
+              <w:rPr/>
+            </w:pPr>
+            <w:r>
+              <w:rPr>
+                <w:rtl w:val="0"/>
+              </w:rPr>
+              <w:t xml:space="preserve">J-othertester-1</w:t>
+            </w:r>
+          </w:p>
+        </w:tc>
+      </w:tr>
+      <w:tr>
+        <w:trPr>
+          <w:cantSplit w:val="0"/>
+          <w:tblHeader w:val="0"/>
+        </w:trPr>
+        <w:tc>
+          <w:tcPr>
+            <w:shd w:fill="auto" w:val="clear"/>
+            <w:tcMar>
+              <w:top w:w="100.0" w:type="dxa"/>
+              <w:left w:w="100.0" w:type="dxa"/>
+              <w:bottom w:w="100.0" w:type="dxa"/>
+              <w:right w:w="100.0" w:type="dxa"/>
+            </w:tcMar>
+            <w:vAlign w:val="top"/>
+          </w:tcPr>
+          <w:p>
+            <w:pPr>
+              <w:rPr/>
+            </w:pPr>
+            <w:r>
+              <w:rPr>
+                <w:rtl w:val="0"/>
+              </w:rPr>
+              <w:t xml:space="preserve">I’m supposed to be a test entry. Please don't hurt me :(</w:t>
+            </w:r>
+          </w:p>
+        </w:tc>
+      </w:tr>
+    </w:tbl>
+    <w:p>
+      <w:pPr>
+        <w:rPr/>
+      </w:pPr>
+      <w:r>
+        <w:rPr>
+          <w:rtl w:val="0"/>
+        </w:rPr>
+      </w:r>
+    </w:p>
     <w:p>
       <w:pPr>
         <w:rPr/>
@@ -3897,6 +4327,34 @@
       <w:tblStyleColBandSize w:val="1"/>
     </w:tblPr>
   </w:style>
+  <w:style w:type="table" w:styleId="Table28">
+    <w:basedOn w:val="TableNormal"/>
+    <w:tblPr>
+      <w:tblStyleRowBandSize w:val="1"/>
+      <w:tblStyleColBandSize w:val="1"/>
+    </w:tblPr>
+  </w:style>
+  <w:style w:type="table" w:styleId="Table29">
+    <w:basedOn w:val="TableNormal"/>
+    <w:tblPr>
+      <w:tblStyleRowBandSize w:val="1"/>
+      <w:tblStyleColBandSize w:val="1"/>
+    </w:tblPr>
+  </w:style>
+  <w:style w:type="table" w:styleId="Table30">
+    <w:basedOn w:val="TableNormal"/>
+    <w:tblPr>
+      <w:tblStyleRowBandSize w:val="1"/>
+      <w:tblStyleColBandSize w:val="1"/>
+    </w:tblPr>
+  </w:style>
+  <w:style w:type="table" w:styleId="Table31">
+    <w:basedOn w:val="TableNormal"/>
+    <w:tblPr>
+      <w:tblStyleRowBandSize w:val="1"/>
+      <w:tblStyleColBandSize w:val="1"/>
+    </w:tblPr>
+  </w:style>
 </w:styles>
 </file>
 
